--- a/Resource Design.docx
+++ b/Resource Design.docx
@@ -310,13 +310,8 @@
         </w:numPr>
         <w:spacing w:after="0" w:line="240" w:lineRule="auto"/>
       </w:pPr>
-      <w:proofErr w:type="gramStart"/>
-      <w:r>
-        <w:t>So</w:t>
-      </w:r>
-      <w:proofErr w:type="gramEnd"/>
-      <w:r>
-        <w:t xml:space="preserve"> Template API may send requests that are very likely to fail.</w:t>
+      <w:r>
+        <w:t>So Template API may send requests that are very likely to fail.</w:t>
       </w:r>
     </w:p>
     <w:p>
@@ -442,7 +437,7 @@
     <w:p>
       <w:r>
         <w:pict w14:anchorId="70A4F192">
-          <v:rect id="_x0000_i1115" style="width:0;height:1.5pt" o:hralign="center" o:hrstd="t" o:hr="t" fillcolor="#a0a0a0" stroked="f"/>
+          <v:rect id="_x0000_i1025" style="width:0;height:1.5pt" o:hralign="center" o:hrstd="t" o:hr="t" fillcolor="#a0a0a0" stroked="f"/>
         </w:pict>
       </w:r>
     </w:p>
@@ -479,34 +474,14 @@
       </w:r>
     </w:p>
     <w:p>
-      <w:proofErr w:type="spellStart"/>
-      <w:proofErr w:type="gramStart"/>
-      <w:r>
-        <w:t>bulk.total</w:t>
-      </w:r>
-      <w:proofErr w:type="gramEnd"/>
-      <w:r>
-        <w:t>.executors</w:t>
-      </w:r>
-      <w:proofErr w:type="spellEnd"/>
-      <w:r>
-        <w:t>=10</w:t>
-      </w:r>
-    </w:p>
-    <w:p>
-      <w:proofErr w:type="spellStart"/>
-      <w:proofErr w:type="gramStart"/>
+      <w:r>
+        <w:t>bulk.total.executors=10</w:t>
+      </w:r>
+    </w:p>
+    <w:p>
       <w:r>
         <w:lastRenderedPageBreak/>
-        <w:t>bulk.total</w:t>
-      </w:r>
-      <w:proofErr w:type="gramEnd"/>
-      <w:r>
-        <w:t>.cores</w:t>
-      </w:r>
-      <w:proofErr w:type="spellEnd"/>
-      <w:r>
-        <w:t>=40</w:t>
+        <w:t>bulk.total.cores=40</w:t>
       </w:r>
     </w:p>
     <w:p>
@@ -522,7 +497,7 @@
     <w:p>
       <w:r>
         <w:pict w14:anchorId="02D45AC4">
-          <v:rect id="_x0000_i1116" style="width:0;height:1.5pt" o:hralign="center" o:hrstd="t" o:hr="t" fillcolor="#a0a0a0" stroked="f"/>
+          <v:rect id="_x0000_i1026" style="width:0;height:1.5pt" o:hralign="center" o:hrstd="t" o:hr="t" fillcolor="#a0a0a0" stroked="f"/>
         </w:pict>
       </w:r>
     </w:p>
@@ -565,11 +540,9 @@
       <w:r>
         <w:t xml:space="preserve">Stores </w:t>
       </w:r>
-      <w:proofErr w:type="spellStart"/>
       <w:r>
         <w:t>hierarchy_path</w:t>
       </w:r>
-      <w:proofErr w:type="spellEnd"/>
       <w:r>
         <w:t xml:space="preserve"> resource requirement.</w:t>
       </w:r>
@@ -618,7 +591,6 @@
                 <w:bCs/>
               </w:rPr>
             </w:pPr>
-            <w:proofErr w:type="spellStart"/>
             <w:r>
               <w:rPr>
                 <w:b/>
@@ -626,7 +598,6 @@
               </w:rPr>
               <w:t>hierarchy_path</w:t>
             </w:r>
-            <w:proofErr w:type="spellEnd"/>
           </w:p>
         </w:tc>
         <w:tc>
@@ -642,7 +613,6 @@
                 <w:bCs/>
               </w:rPr>
             </w:pPr>
-            <w:proofErr w:type="spellStart"/>
             <w:r>
               <w:rPr>
                 <w:b/>
@@ -650,7 +620,6 @@
               </w:rPr>
               <w:t>profile_name</w:t>
             </w:r>
-            <w:proofErr w:type="spellEnd"/>
           </w:p>
         </w:tc>
         <w:tc>
@@ -710,7 +679,6 @@
                 <w:bCs/>
               </w:rPr>
             </w:pPr>
-            <w:proofErr w:type="spellStart"/>
             <w:r>
               <w:rPr>
                 <w:b/>
@@ -718,7 +686,6 @@
               </w:rPr>
               <w:t>memory_gb</w:t>
             </w:r>
-            <w:proofErr w:type="spellEnd"/>
           </w:p>
         </w:tc>
         <w:tc>
@@ -734,7 +701,6 @@
                 <w:bCs/>
               </w:rPr>
             </w:pPr>
-            <w:proofErr w:type="spellStart"/>
             <w:r>
               <w:rPr>
                 <w:b/>
@@ -742,7 +708,6 @@
               </w:rPr>
               <w:t>active_flag</w:t>
             </w:r>
-            <w:proofErr w:type="spellEnd"/>
           </w:p>
         </w:tc>
       </w:tr>
@@ -1039,28 +1004,14 @@
         <w:rPr>
           <w:highlight w:val="yellow"/>
         </w:rPr>
-        <w:t xml:space="preserve">  "</w:t>
-      </w:r>
-      <w:proofErr w:type="spellStart"/>
+        <w:t xml:space="preserve">  "streamName": "STREAM_A"</w:t>
+      </w:r>
+    </w:p>
+    <w:p>
       <w:r>
         <w:rPr>
           <w:highlight w:val="yellow"/>
         </w:rPr>
-        <w:t>streamName</w:t>
-      </w:r>
-      <w:proofErr w:type="spellEnd"/>
-      <w:r>
-        <w:rPr>
-          <w:highlight w:val="yellow"/>
-        </w:rPr>
-        <w:t>": "STREAM_A"</w:t>
-      </w:r>
-    </w:p>
-    <w:p>
-      <w:r>
-        <w:rPr>
-          <w:highlight w:val="yellow"/>
-        </w:rPr>
         <w:t>}</w:t>
       </w:r>
     </w:p>
@@ -1068,7 +1019,6 @@
       <w:r>
         <w:t xml:space="preserve">Using </w:t>
       </w:r>
-      <w:proofErr w:type="spellStart"/>
       <w:r>
         <w:rPr>
           <w:b/>
@@ -1076,7 +1026,6 @@
         </w:rPr>
         <w:t>hierarchy_path</w:t>
       </w:r>
-      <w:proofErr w:type="spellEnd"/>
       <w:r>
         <w:t>, Template API gets profile details from profile_config.</w:t>
       </w:r>
@@ -1084,7 +1033,7 @@
     <w:p>
       <w:r>
         <w:pict w14:anchorId="27AAB3E6">
-          <v:rect id="_x0000_i1117" style="width:0;height:1.5pt" o:hralign="center" o:hrstd="t" o:hr="t" fillcolor="#a0a0a0" stroked="f"/>
+          <v:rect id="_x0000_i1027" style="width:0;height:1.5pt" o:hralign="center" o:hrstd="t" o:hr="t" fillcolor="#a0a0a0" stroked="f"/>
         </w:pict>
       </w:r>
     </w:p>
@@ -1100,17 +1049,8 @@
           <w:b/>
           <w:bCs/>
         </w:rPr>
-        <w:t xml:space="preserve">Table 2: Existing </w:t>
-      </w:r>
-      <w:proofErr w:type="spellStart"/>
-      <w:r>
-        <w:rPr>
-          <w:b/>
-          <w:bCs/>
-        </w:rPr>
-        <w:t>audit_table</w:t>
-      </w:r>
-      <w:proofErr w:type="spellEnd"/>
+        <w:t>Table 2: Existing audit_table</w:t>
+      </w:r>
     </w:p>
     <w:p>
       <w:pPr>
@@ -1248,7 +1188,6 @@
                 <w:bCs/>
               </w:rPr>
             </w:pPr>
-            <w:proofErr w:type="spellStart"/>
             <w:r>
               <w:rPr>
                 <w:b/>
@@ -1256,7 +1195,6 @@
               </w:rPr>
               <w:t>stream_name</w:t>
             </w:r>
-            <w:proofErr w:type="spellEnd"/>
           </w:p>
         </w:tc>
         <w:tc>
@@ -1272,7 +1210,6 @@
                 <w:bCs/>
               </w:rPr>
             </w:pPr>
-            <w:proofErr w:type="spellStart"/>
             <w:r>
               <w:rPr>
                 <w:b/>
@@ -1280,7 +1217,6 @@
               </w:rPr>
               <w:t>audit_status</w:t>
             </w:r>
-            <w:proofErr w:type="spellEnd"/>
           </w:p>
         </w:tc>
         <w:tc>
@@ -1296,7 +1232,6 @@
                 <w:bCs/>
               </w:rPr>
             </w:pPr>
-            <w:proofErr w:type="spellStart"/>
             <w:r>
               <w:rPr>
                 <w:b/>
@@ -1304,7 +1239,6 @@
               </w:rPr>
               <w:t>bulk_response</w:t>
             </w:r>
-            <w:proofErr w:type="spellEnd"/>
           </w:p>
         </w:tc>
         <w:tc>
@@ -1320,7 +1254,6 @@
                 <w:bCs/>
               </w:rPr>
             </w:pPr>
-            <w:proofErr w:type="spellStart"/>
             <w:r>
               <w:rPr>
                 <w:b/>
@@ -1328,7 +1261,6 @@
               </w:rPr>
               <w:t>created_at</w:t>
             </w:r>
-            <w:proofErr w:type="spellEnd"/>
           </w:p>
         </w:tc>
         <w:tc>
@@ -1344,7 +1276,6 @@
                 <w:bCs/>
               </w:rPr>
             </w:pPr>
-            <w:proofErr w:type="spellStart"/>
             <w:r>
               <w:rPr>
                 <w:b/>
@@ -1352,7 +1283,6 @@
               </w:rPr>
               <w:t>updated_at</w:t>
             </w:r>
-            <w:proofErr w:type="spellEnd"/>
           </w:p>
         </w:tc>
       </w:tr>
@@ -1668,7 +1598,7 @@
     <w:p>
       <w:r>
         <w:pict w14:anchorId="5AC435DA">
-          <v:rect id="_x0000_i1118" style="width:0;height:1.5pt" o:hralign="center" o:hrstd="t" o:hr="t" fillcolor="#a0a0a0" stroked="f"/>
+          <v:rect id="_x0000_i1028" style="width:0;height:1.5pt" o:hralign="center" o:hrstd="t" o:hr="t" fillcolor="#a0a0a0" stroked="f"/>
         </w:pict>
       </w:r>
     </w:p>
@@ -1684,17 +1614,8 @@
           <w:b/>
           <w:bCs/>
         </w:rPr>
-        <w:t xml:space="preserve">Table 3: </w:t>
-      </w:r>
-      <w:proofErr w:type="spellStart"/>
-      <w:r>
-        <w:rPr>
-          <w:b/>
-          <w:bCs/>
-        </w:rPr>
-        <w:t>resource_tracking</w:t>
-      </w:r>
-      <w:proofErr w:type="spellEnd"/>
+        <w:t>Table 3: resource_tracking</w:t>
+      </w:r>
     </w:p>
     <w:p>
       <w:r>
@@ -1771,7 +1692,6 @@
                 <w:bCs/>
               </w:rPr>
             </w:pPr>
-            <w:proofErr w:type="spellStart"/>
             <w:r>
               <w:rPr>
                 <w:b/>
@@ -1779,7 +1699,6 @@
               </w:rPr>
               <w:t>stream_name</w:t>
             </w:r>
-            <w:proofErr w:type="spellEnd"/>
           </w:p>
         </w:tc>
         <w:tc>
@@ -1795,7 +1714,6 @@
                 <w:bCs/>
               </w:rPr>
             </w:pPr>
-            <w:proofErr w:type="spellStart"/>
             <w:r>
               <w:rPr>
                 <w:b/>
@@ -1803,7 +1721,6 @@
               </w:rPr>
               <w:t>resource_status</w:t>
             </w:r>
-            <w:proofErr w:type="spellEnd"/>
           </w:p>
         </w:tc>
         <w:tc>
@@ -1819,7 +1736,6 @@
                 <w:bCs/>
               </w:rPr>
             </w:pPr>
-            <w:proofErr w:type="spellStart"/>
             <w:r>
               <w:rPr>
                 <w:b/>
@@ -1827,7 +1743,6 @@
               </w:rPr>
               <w:t>created_at</w:t>
             </w:r>
-            <w:proofErr w:type="spellEnd"/>
           </w:p>
         </w:tc>
         <w:tc>
@@ -1843,7 +1758,6 @@
                 <w:bCs/>
               </w:rPr>
             </w:pPr>
-            <w:proofErr w:type="spellStart"/>
             <w:r>
               <w:rPr>
                 <w:b/>
@@ -1851,7 +1765,6 @@
               </w:rPr>
               <w:t>updated_at</w:t>
             </w:r>
-            <w:proofErr w:type="spellEnd"/>
           </w:p>
         </w:tc>
         <w:tc>
@@ -1867,7 +1780,6 @@
                 <w:bCs/>
               </w:rPr>
             </w:pPr>
-            <w:proofErr w:type="spellStart"/>
             <w:r>
               <w:rPr>
                 <w:b/>
@@ -1875,7 +1787,6 @@
               </w:rPr>
               <w:t>expiry_time</w:t>
             </w:r>
-            <w:proofErr w:type="spellEnd"/>
           </w:p>
         </w:tc>
       </w:tr>
@@ -2071,22 +1982,14 @@
     </w:p>
     <w:p>
       <w:r>
-        <w:t xml:space="preserve">You do not need to store executors/cores/memory again in </w:t>
-      </w:r>
-      <w:proofErr w:type="spellStart"/>
-      <w:r>
-        <w:t>resource_tracking</w:t>
-      </w:r>
-      <w:proofErr w:type="spellEnd"/>
-      <w:r>
-        <w:t xml:space="preserve"> because those are already in profile_config.</w:t>
+        <w:t>You do not need to store executors/cores/memory again in resource_tracking because those are already in profile_config.</w:t>
       </w:r>
     </w:p>
     <w:p>
       <w:r>
         <w:lastRenderedPageBreak/>
         <w:pict w14:anchorId="3452DEFD">
-          <v:rect id="_x0000_i1119" style="width:0;height:1.5pt" o:hralign="center" o:hrstd="t" o:hr="t" fillcolor="#a0a0a0" stroked="f"/>
+          <v:rect id="_x0000_i1029" style="width:0;height:1.5pt" o:hralign="center" o:hrstd="t" o:hr="t" fillcolor="#a0a0a0" stroked="f"/>
         </w:pict>
       </w:r>
     </w:p>
@@ -2117,84 +2020,22 @@
     </w:p>
     <w:p>
       <w:r>
-        <w:t xml:space="preserve">    SUM(</w:t>
-      </w:r>
-      <w:proofErr w:type="spellStart"/>
-      <w:proofErr w:type="gramStart"/>
-      <w:r>
-        <w:t>p.executors</w:t>
-      </w:r>
-      <w:proofErr w:type="spellEnd"/>
-      <w:proofErr w:type="gramEnd"/>
-      <w:r>
-        <w:t xml:space="preserve">) AS </w:t>
-      </w:r>
-      <w:proofErr w:type="spellStart"/>
-      <w:r>
-        <w:t>used_executors</w:t>
-      </w:r>
-      <w:proofErr w:type="spellEnd"/>
-      <w:r>
-        <w:t>,</w:t>
-      </w:r>
-    </w:p>
-    <w:p>
-      <w:r>
-        <w:t xml:space="preserve">    SUM(</w:t>
-      </w:r>
-      <w:proofErr w:type="spellStart"/>
-      <w:proofErr w:type="gramStart"/>
-      <w:r>
-        <w:t>p.cores</w:t>
-      </w:r>
-      <w:proofErr w:type="spellEnd"/>
-      <w:proofErr w:type="gramEnd"/>
-      <w:r>
-        <w:t xml:space="preserve">) AS </w:t>
-      </w:r>
-      <w:proofErr w:type="spellStart"/>
-      <w:r>
-        <w:t>used_cores</w:t>
-      </w:r>
-      <w:proofErr w:type="spellEnd"/>
-      <w:r>
-        <w:t>,</w:t>
-      </w:r>
-    </w:p>
-    <w:p>
-      <w:r>
-        <w:t xml:space="preserve">    SUM(</w:t>
-      </w:r>
-      <w:proofErr w:type="spellStart"/>
-      <w:proofErr w:type="gramStart"/>
-      <w:r>
-        <w:t>p.memory</w:t>
-      </w:r>
-      <w:proofErr w:type="gramEnd"/>
-      <w:r>
-        <w:t>_gb</w:t>
-      </w:r>
-      <w:proofErr w:type="spellEnd"/>
-      <w:r>
-        <w:t xml:space="preserve">) AS </w:t>
-      </w:r>
-      <w:proofErr w:type="spellStart"/>
-      <w:r>
-        <w:t>used_memory_gb</w:t>
-      </w:r>
-      <w:proofErr w:type="spellEnd"/>
-    </w:p>
-    <w:p>
-      <w:r>
-        <w:t xml:space="preserve">FROM </w:t>
-      </w:r>
-      <w:proofErr w:type="spellStart"/>
-      <w:r>
-        <w:t>resource_tracking</w:t>
-      </w:r>
-      <w:proofErr w:type="spellEnd"/>
-      <w:r>
-        <w:t xml:space="preserve"> r</w:t>
+        <w:t xml:space="preserve">    SUM(p.executors) AS used_executors,</w:t>
+      </w:r>
+    </w:p>
+    <w:p>
+      <w:r>
+        <w:t xml:space="preserve">    SUM(p.cores) AS used_cores,</w:t>
+      </w:r>
+    </w:p>
+    <w:p>
+      <w:r>
+        <w:t xml:space="preserve">    SUM(p.memory_gb) AS used_memory_gb</w:t>
+      </w:r>
+    </w:p>
+    <w:p>
+      <w:r>
+        <w:t>FROM resource_tracking r</w:t>
       </w:r>
     </w:p>
     <w:p>
@@ -2204,43 +2045,12 @@
     </w:p>
     <w:p>
       <w:r>
-        <w:t xml:space="preserve">  ON </w:t>
-      </w:r>
-      <w:proofErr w:type="spellStart"/>
-      <w:proofErr w:type="gramStart"/>
-      <w:r>
-        <w:t>r.stream</w:t>
-      </w:r>
-      <w:proofErr w:type="gramEnd"/>
-      <w:r>
-        <w:t>_name</w:t>
-      </w:r>
-      <w:proofErr w:type="spellEnd"/>
-      <w:r>
-        <w:t xml:space="preserve"> = </w:t>
-      </w:r>
-      <w:proofErr w:type="spellStart"/>
-      <w:proofErr w:type="gramStart"/>
-      <w:r>
-        <w:t>p.stream</w:t>
-      </w:r>
-      <w:proofErr w:type="gramEnd"/>
-      <w:r>
-        <w:t>_name</w:t>
-      </w:r>
-      <w:proofErr w:type="spellEnd"/>
-    </w:p>
-    <w:p>
-      <w:r>
-        <w:t xml:space="preserve">WHERE </w:t>
-      </w:r>
-      <w:proofErr w:type="spellStart"/>
-      <w:r>
-        <w:t>r.resource_status</w:t>
-      </w:r>
-      <w:proofErr w:type="spellEnd"/>
-      <w:r>
-        <w:t xml:space="preserve"> = 'ACTIVE';</w:t>
+        <w:t xml:space="preserve">  ON r.stream_name = p.stream_name</w:t>
+      </w:r>
+    </w:p>
+    <w:p>
+      <w:r>
+        <w:t>WHERE r.resource_status = 'ACTIVE';</w:t>
       </w:r>
     </w:p>
     <w:p>
@@ -2249,73 +2059,19 @@
       </w:r>
     </w:p>
     <w:p>
-      <w:proofErr w:type="spellStart"/>
-      <w:r>
-        <w:t>available_executors</w:t>
-      </w:r>
-      <w:proofErr w:type="spellEnd"/>
-      <w:r>
-        <w:t xml:space="preserve"> = </w:t>
-      </w:r>
-      <w:proofErr w:type="spellStart"/>
-      <w:r>
-        <w:t>total_executors</w:t>
-      </w:r>
-      <w:proofErr w:type="spellEnd"/>
-      <w:r>
-        <w:t xml:space="preserve"> - </w:t>
-      </w:r>
-      <w:proofErr w:type="spellStart"/>
-      <w:r>
-        <w:t>used_executors</w:t>
-      </w:r>
-      <w:proofErr w:type="spellEnd"/>
-    </w:p>
-    <w:p>
-      <w:proofErr w:type="spellStart"/>
-      <w:r>
-        <w:t>available_cores</w:t>
-      </w:r>
-      <w:proofErr w:type="spellEnd"/>
-      <w:r>
-        <w:t xml:space="preserve">     = </w:t>
-      </w:r>
-      <w:proofErr w:type="spellStart"/>
-      <w:r>
-        <w:t>total_cores</w:t>
-      </w:r>
-      <w:proofErr w:type="spellEnd"/>
-      <w:r>
-        <w:t xml:space="preserve"> - </w:t>
-      </w:r>
-      <w:proofErr w:type="spellStart"/>
-      <w:r>
-        <w:t>used_cores</w:t>
-      </w:r>
-      <w:proofErr w:type="spellEnd"/>
-    </w:p>
-    <w:p>
-      <w:proofErr w:type="spellStart"/>
-      <w:r>
-        <w:t>available_memory</w:t>
-      </w:r>
-      <w:proofErr w:type="spellEnd"/>
-      <w:r>
-        <w:t xml:space="preserve">    = </w:t>
-      </w:r>
-      <w:proofErr w:type="spellStart"/>
-      <w:r>
-        <w:t>total_memory</w:t>
-      </w:r>
-      <w:proofErr w:type="spellEnd"/>
-      <w:r>
-        <w:t xml:space="preserve"> - </w:t>
-      </w:r>
-      <w:proofErr w:type="spellStart"/>
-      <w:r>
-        <w:t>used_memory</w:t>
-      </w:r>
-      <w:proofErr w:type="spellEnd"/>
+      <w:r>
+        <w:t>available_executors = total_executors - used_executors</w:t>
+      </w:r>
+    </w:p>
+    <w:p>
+      <w:r>
+        <w:t>available_cores     = total_cores - used_cores</w:t>
+      </w:r>
+    </w:p>
+    <w:p>
+      <w:r>
+        <w:t>available_memory    = total_memory - used_memory</w:t>
+      </w:r>
     </w:p>
     <w:p>
       <w:r>
@@ -2323,54 +2079,24 @@
       </w:r>
     </w:p>
     <w:p>
-      <w:proofErr w:type="spellStart"/>
-      <w:r>
-        <w:t>available_executors</w:t>
-      </w:r>
-      <w:proofErr w:type="spellEnd"/>
-      <w:r>
-        <w:t xml:space="preserve"> &gt;= </w:t>
-      </w:r>
-      <w:proofErr w:type="spellStart"/>
-      <w:r>
-        <w:t>required_executors</w:t>
-      </w:r>
-      <w:proofErr w:type="spellEnd"/>
-    </w:p>
-    <w:p>
-      <w:proofErr w:type="spellStart"/>
-      <w:r>
-        <w:t>available_cores</w:t>
-      </w:r>
-      <w:proofErr w:type="spellEnd"/>
-      <w:r>
-        <w:t xml:space="preserve">     &gt;= </w:t>
-      </w:r>
-      <w:proofErr w:type="spellStart"/>
-      <w:r>
-        <w:t>required_cores</w:t>
-      </w:r>
-      <w:proofErr w:type="spellEnd"/>
-    </w:p>
-    <w:p>
-      <w:proofErr w:type="spellStart"/>
-      <w:r>
-        <w:t>available_memory</w:t>
-      </w:r>
-      <w:proofErr w:type="spellEnd"/>
-      <w:r>
-        <w:t xml:space="preserve">    &gt;= </w:t>
-      </w:r>
-      <w:proofErr w:type="spellStart"/>
-      <w:r>
-        <w:t>required_memory</w:t>
-      </w:r>
-      <w:proofErr w:type="spellEnd"/>
+      <w:r>
+        <w:t>available_executors &gt;= required_executors</w:t>
+      </w:r>
+    </w:p>
+    <w:p>
+      <w:r>
+        <w:t>available_cores     &gt;= required_cores</w:t>
+      </w:r>
+    </w:p>
+    <w:p>
+      <w:r>
+        <w:t>available_memory    &gt;= required_memory</w:t>
+      </w:r>
     </w:p>
     <w:p>
       <w:r>
         <w:pict w14:anchorId="6A414DE0">
-          <v:rect id="_x0000_i1120" style="width:0;height:1.5pt" o:hralign="center" o:hrstd="t" o:hr="t" fillcolor="#a0a0a0" stroked="f"/>
+          <v:rect id="_x0000_i1030" style="width:0;height:1.5pt" o:hralign="center" o:hrstd="t" o:hr="t" fillcolor="#a0a0a0" stroked="f"/>
         </w:pict>
       </w:r>
     </w:p>
@@ -2405,7 +2131,17 @@
       </w:r>
     </w:p>
     <w:p>
-      <w:r>
+      <w:pPr>
+        <w:rPr>
+          <w:b/>
+          <w:bCs/>
+        </w:rPr>
+      </w:pPr>
+      <w:r>
+        <w:rPr>
+          <w:b/>
+          <w:bCs/>
+        </w:rPr>
         <w:t>Consumer sends:</w:t>
       </w:r>
     </w:p>
@@ -2421,15 +2157,7 @@
     </w:p>
     <w:p>
       <w:r>
-        <w:t xml:space="preserve">  "</w:t>
-      </w:r>
-      <w:proofErr w:type="spellStart"/>
-      <w:r>
-        <w:t>streamName</w:t>
-      </w:r>
-      <w:proofErr w:type="spellEnd"/>
-      <w:r>
-        <w:t>": "STREAM_A"</w:t>
+        <w:t xml:space="preserve">  "streamName": "STREAM_A"</w:t>
       </w:r>
     </w:p>
     <w:p>
@@ -2456,15 +2184,7 @@
     </w:p>
     <w:p>
       <w:r>
-        <w:t xml:space="preserve">   </w:t>
-      </w:r>
-      <w:proofErr w:type="spellStart"/>
-      <w:r>
-        <w:t>audit_status</w:t>
-      </w:r>
-      <w:proofErr w:type="spellEnd"/>
-      <w:r>
-        <w:t xml:space="preserve"> = RECEIVED</w:t>
+        <w:t xml:space="preserve">   audit_status = RECEIVED</w:t>
       </w:r>
     </w:p>
     <w:p/>
@@ -2487,28 +2207,12 @@
     </w:p>
     <w:p>
       <w:r>
-        <w:t xml:space="preserve">      Insert </w:t>
-      </w:r>
-      <w:proofErr w:type="spellStart"/>
-      <w:r>
-        <w:t>resource_tracking</w:t>
-      </w:r>
-      <w:proofErr w:type="spellEnd"/>
-      <w:r>
-        <w:t xml:space="preserve"> row:</w:t>
-      </w:r>
-    </w:p>
-    <w:p>
-      <w:r>
-        <w:t xml:space="preserve">         </w:t>
-      </w:r>
-      <w:proofErr w:type="spellStart"/>
-      <w:r>
-        <w:t>resource_status</w:t>
-      </w:r>
-      <w:proofErr w:type="spellEnd"/>
-      <w:r>
-        <w:t xml:space="preserve"> = ACTIVE</w:t>
+        <w:t xml:space="preserve">      Insert resource_tracking row:</w:t>
+      </w:r>
+    </w:p>
+    <w:p>
+      <w:r>
+        <w:t xml:space="preserve">         resource_status = ACTIVE</w:t>
       </w:r>
     </w:p>
     <w:p/>
@@ -2519,15 +2223,7 @@
     </w:p>
     <w:p>
       <w:r>
-        <w:t xml:space="preserve">         </w:t>
-      </w:r>
-      <w:proofErr w:type="spellStart"/>
-      <w:r>
-        <w:t>audit_status</w:t>
-      </w:r>
-      <w:proofErr w:type="spellEnd"/>
-      <w:r>
-        <w:t xml:space="preserve"> = IN_PROGRESS</w:t>
+        <w:t xml:space="preserve">         audit_status = IN_PROGRESS</w:t>
       </w:r>
     </w:p>
     <w:p/>
@@ -2549,42 +2245,18 @@
     </w:p>
     <w:p>
       <w:r>
-        <w:t xml:space="preserve">         </w:t>
-      </w:r>
-      <w:proofErr w:type="spellStart"/>
-      <w:r>
-        <w:t>audit_status</w:t>
-      </w:r>
-      <w:proofErr w:type="spellEnd"/>
-      <w:r>
-        <w:t xml:space="preserve"> = SUBMITTED_TO_BULK</w:t>
-      </w:r>
-    </w:p>
-    <w:p/>
-    <w:p>
-      <w:r>
-        <w:t xml:space="preserve">      Keep </w:t>
-      </w:r>
-      <w:proofErr w:type="spellStart"/>
-      <w:r>
-        <w:t>resource_tracking</w:t>
-      </w:r>
-      <w:proofErr w:type="spellEnd"/>
-      <w:r>
-        <w:t>:</w:t>
-      </w:r>
-    </w:p>
-    <w:p>
-      <w:r>
-        <w:t xml:space="preserve">         </w:t>
-      </w:r>
-      <w:proofErr w:type="spellStart"/>
-      <w:r>
-        <w:t>resource_status</w:t>
-      </w:r>
-      <w:proofErr w:type="spellEnd"/>
-      <w:r>
-        <w:t xml:space="preserve"> = ACTIVE</w:t>
+        <w:t xml:space="preserve">         audit_status = SUBMITTED_TO_BULK</w:t>
+      </w:r>
+    </w:p>
+    <w:p/>
+    <w:p>
+      <w:r>
+        <w:t xml:space="preserve">      Keep resource_tracking:</w:t>
+      </w:r>
+    </w:p>
+    <w:p>
+      <w:r>
+        <w:t xml:space="preserve">         resource_status = ACTIVE</w:t>
       </w:r>
     </w:p>
     <w:p/>
@@ -2600,48 +2272,24 @@
     </w:p>
     <w:p>
       <w:r>
-        <w:t xml:space="preserve">         </w:t>
-      </w:r>
-      <w:proofErr w:type="spellStart"/>
-      <w:r>
-        <w:t>audit_status</w:t>
-      </w:r>
-      <w:proofErr w:type="spellEnd"/>
-      <w:r>
-        <w:t xml:space="preserve"> = COMPLETED</w:t>
-      </w:r>
-    </w:p>
-    <w:p/>
-    <w:p>
-      <w:r>
-        <w:t xml:space="preserve">      Update </w:t>
-      </w:r>
-      <w:proofErr w:type="spellStart"/>
-      <w:r>
-        <w:t>resource_tracking</w:t>
-      </w:r>
-      <w:proofErr w:type="spellEnd"/>
-      <w:r>
-        <w:t>:</w:t>
-      </w:r>
-    </w:p>
-    <w:p>
-      <w:r>
-        <w:t xml:space="preserve">         </w:t>
-      </w:r>
-      <w:proofErr w:type="spellStart"/>
-      <w:r>
-        <w:t>resource_status</w:t>
-      </w:r>
-      <w:proofErr w:type="spellEnd"/>
-      <w:r>
-        <w:t xml:space="preserve"> = RELEASED</w:t>
+        <w:t xml:space="preserve">         audit_status = COMPLETED</w:t>
+      </w:r>
+    </w:p>
+    <w:p/>
+    <w:p>
+      <w:r>
+        <w:t xml:space="preserve">      Update resource_tracking:</w:t>
+      </w:r>
+    </w:p>
+    <w:p>
+      <w:r>
+        <w:t xml:space="preserve">         resource_status = RELEASED</w:t>
       </w:r>
     </w:p>
     <w:p>
       <w:r>
         <w:pict w14:anchorId="66556C87">
-          <v:rect id="_x0000_i1121" style="width:0;height:1.5pt" o:hralign="center" o:hrstd="t" o:hr="t" fillcolor="#a0a0a0" stroked="f"/>
+          <v:rect id="_x0000_i1031" style="width:0;height:1.5pt" o:hralign="center" o:hrstd="t" o:hr="t" fillcolor="#a0a0a0" stroked="f"/>
         </w:pict>
       </w:r>
     </w:p>
@@ -2678,15 +2326,7 @@
     </w:p>
     <w:p>
       <w:r>
-        <w:t xml:space="preserve">   </w:t>
-      </w:r>
-      <w:proofErr w:type="spellStart"/>
-      <w:r>
-        <w:t>audit_status</w:t>
-      </w:r>
-      <w:proofErr w:type="spellEnd"/>
-      <w:r>
-        <w:t xml:space="preserve"> = RECEIVED</w:t>
+        <w:t xml:space="preserve">   audit_status = RECEIVED</w:t>
       </w:r>
     </w:p>
     <w:p/>
@@ -2709,28 +2349,12 @@
     </w:p>
     <w:p>
       <w:r>
-        <w:t xml:space="preserve">      Insert </w:t>
-      </w:r>
-      <w:proofErr w:type="spellStart"/>
-      <w:r>
-        <w:t>resource_tracking</w:t>
-      </w:r>
-      <w:proofErr w:type="spellEnd"/>
-      <w:r>
-        <w:t xml:space="preserve"> row:</w:t>
-      </w:r>
-    </w:p>
-    <w:p>
-      <w:r>
-        <w:t xml:space="preserve">         </w:t>
-      </w:r>
-      <w:proofErr w:type="spellStart"/>
-      <w:r>
-        <w:t>resource_status</w:t>
-      </w:r>
-      <w:proofErr w:type="spellEnd"/>
-      <w:r>
-        <w:t xml:space="preserve"> = WAITING_FOR_RESOURCE</w:t>
+        <w:t xml:space="preserve">      Insert resource_tracking row:</w:t>
+      </w:r>
+    </w:p>
+    <w:p>
+      <w:r>
+        <w:t xml:space="preserve">         resource_status = WAITING_FOR_RESOURCE</w:t>
       </w:r>
     </w:p>
     <w:p/>
@@ -2741,15 +2365,7 @@
     </w:p>
     <w:p>
       <w:r>
-        <w:t xml:space="preserve">         </w:t>
-      </w:r>
-      <w:proofErr w:type="spellStart"/>
-      <w:r>
-        <w:t>audit_status</w:t>
-      </w:r>
-      <w:proofErr w:type="spellEnd"/>
-      <w:r>
-        <w:t xml:space="preserve"> = WAITING_FOR_RESOURCE</w:t>
+        <w:t xml:space="preserve">         audit_status = WAITING_FOR_RESOURCE</w:t>
       </w:r>
     </w:p>
     <w:p/>
@@ -2766,7 +2382,7 @@
     <w:p>
       <w:r>
         <w:pict w14:anchorId="7631754B">
-          <v:rect id="_x0000_i1122" style="width:0;height:1.5pt" o:hralign="center" o:hrstd="t" o:hr="t" fillcolor="#a0a0a0" stroked="f"/>
+          <v:rect id="_x0000_i1032" style="width:0;height:1.5pt" o:hralign="center" o:hrstd="t" o:hr="t" fillcolor="#a0a0a0" stroked="f"/>
         </w:pict>
       </w:r>
     </w:p>
@@ -2821,42 +2437,18 @@
     </w:p>
     <w:p>
       <w:r>
-        <w:t xml:space="preserve">      </w:t>
-      </w:r>
-      <w:proofErr w:type="spellStart"/>
-      <w:r>
-        <w:t>audit_status</w:t>
-      </w:r>
-      <w:proofErr w:type="spellEnd"/>
-      <w:r>
-        <w:t xml:space="preserve"> = FAILED</w:t>
-      </w:r>
-    </w:p>
-    <w:p/>
-    <w:p>
-      <w:r>
-        <w:t xml:space="preserve">5. Update </w:t>
-      </w:r>
-      <w:proofErr w:type="spellStart"/>
-      <w:r>
-        <w:t>resource_tracking</w:t>
-      </w:r>
-      <w:proofErr w:type="spellEnd"/>
-      <w:r>
-        <w:t>:</w:t>
-      </w:r>
-    </w:p>
-    <w:p>
-      <w:r>
-        <w:t xml:space="preserve">      </w:t>
-      </w:r>
-      <w:proofErr w:type="spellStart"/>
-      <w:r>
-        <w:t>resource_status</w:t>
-      </w:r>
-      <w:proofErr w:type="spellEnd"/>
-      <w:r>
-        <w:t xml:space="preserve"> = RELEASED</w:t>
+        <w:t xml:space="preserve">      audit_status = FAILED</w:t>
+      </w:r>
+    </w:p>
+    <w:p/>
+    <w:p>
+      <w:r>
+        <w:t>5. Update resource_tracking:</w:t>
+      </w:r>
+    </w:p>
+    <w:p>
+      <w:r>
+        <w:t xml:space="preserve">      resource_status = RELEASED</w:t>
       </w:r>
     </w:p>
     <w:p>
@@ -2872,7 +2464,7 @@
     <w:p>
       <w:r>
         <w:pict w14:anchorId="626DC0EB">
-          <v:rect id="_x0000_i1123" style="width:0;height:1.5pt" o:hralign="center" o:hrstd="t" o:hr="t" fillcolor="#a0a0a0" stroked="f"/>
+          <v:rect id="_x0000_i1033" style="width:0;height:1.5pt" o:hralign="center" o:hrstd="t" o:hr="t" fillcolor="#a0a0a0" stroked="f"/>
         </w:pict>
       </w:r>
     </w:p>
@@ -2904,15 +2496,7 @@
     <w:p/>
     <w:p>
       <w:r>
-        <w:t xml:space="preserve">2. </w:t>
-      </w:r>
-      <w:proofErr w:type="spellStart"/>
-      <w:r>
-        <w:t>resource_tracking</w:t>
-      </w:r>
-      <w:proofErr w:type="spellEnd"/>
-      <w:r>
-        <w:t xml:space="preserve"> remains ACTIVE.</w:t>
+        <w:t>2. resource_tracking remains ACTIVE.</w:t>
       </w:r>
     </w:p>
     <w:p/>
@@ -2929,42 +2513,18 @@
     </w:p>
     <w:p>
       <w:r>
-        <w:t xml:space="preserve">      </w:t>
-      </w:r>
-      <w:proofErr w:type="spellStart"/>
-      <w:r>
-        <w:t>audit_status</w:t>
-      </w:r>
-      <w:proofErr w:type="spellEnd"/>
-      <w:r>
-        <w:t xml:space="preserve"> = FAILED</w:t>
-      </w:r>
-    </w:p>
-    <w:p/>
-    <w:p>
-      <w:r>
-        <w:t xml:space="preserve">5. Update </w:t>
-      </w:r>
-      <w:proofErr w:type="spellStart"/>
-      <w:r>
-        <w:t>resource_tracking</w:t>
-      </w:r>
-      <w:proofErr w:type="spellEnd"/>
-      <w:r>
-        <w:t>:</w:t>
-      </w:r>
-    </w:p>
-    <w:p>
-      <w:r>
-        <w:t xml:space="preserve">      </w:t>
-      </w:r>
-      <w:proofErr w:type="spellStart"/>
-      <w:r>
-        <w:t>resource_status</w:t>
-      </w:r>
-      <w:proofErr w:type="spellEnd"/>
-      <w:r>
-        <w:t xml:space="preserve"> = RELEASED</w:t>
+        <w:t xml:space="preserve">      audit_status = FAILED</w:t>
+      </w:r>
+    </w:p>
+    <w:p/>
+    <w:p>
+      <w:r>
+        <w:t>5. Update resource_tracking:</w:t>
+      </w:r>
+    </w:p>
+    <w:p>
+      <w:r>
+        <w:t xml:space="preserve">      resource_status = RELEASED</w:t>
       </w:r>
     </w:p>
     <w:p>
@@ -2976,7 +2536,7 @@
       <w:r>
         <w:lastRenderedPageBreak/>
         <w:pict w14:anchorId="278EEF2F">
-          <v:rect id="_x0000_i1124" style="width:0;height:1.5pt" o:hralign="center" o:hrstd="t" o:hr="t" fillcolor="#a0a0a0" stroked="f"/>
+          <v:rect id="_x0000_i1034" style="width:0;height:1.5pt" o:hralign="center" o:hrstd="t" o:hr="t" fillcolor="#a0a0a0" stroked="f"/>
         </w:pict>
       </w:r>
     </w:p>
@@ -3029,42 +2589,18 @@
     </w:p>
     <w:p>
       <w:r>
-        <w:t xml:space="preserve">         </w:t>
-      </w:r>
-      <w:proofErr w:type="spellStart"/>
-      <w:r>
-        <w:t>audit_status</w:t>
-      </w:r>
-      <w:proofErr w:type="spellEnd"/>
-      <w:r>
-        <w:t xml:space="preserve"> = EXPIRED</w:t>
-      </w:r>
-    </w:p>
-    <w:p/>
-    <w:p>
-      <w:r>
-        <w:t xml:space="preserve">      Update </w:t>
-      </w:r>
-      <w:proofErr w:type="spellStart"/>
-      <w:r>
-        <w:t>resource_tracking</w:t>
-      </w:r>
-      <w:proofErr w:type="spellEnd"/>
-      <w:r>
-        <w:t>:</w:t>
-      </w:r>
-    </w:p>
-    <w:p>
-      <w:r>
-        <w:t xml:space="preserve">         </w:t>
-      </w:r>
-      <w:proofErr w:type="spellStart"/>
-      <w:r>
-        <w:t>resource_status</w:t>
-      </w:r>
-      <w:proofErr w:type="spellEnd"/>
-      <w:r>
-        <w:t xml:space="preserve"> = EXPIRED or RELEASED</w:t>
+        <w:t xml:space="preserve">         audit_status = EXPIRED</w:t>
+      </w:r>
+    </w:p>
+    <w:p/>
+    <w:p>
+      <w:r>
+        <w:t xml:space="preserve">      Update resource_tracking:</w:t>
+      </w:r>
+    </w:p>
+    <w:p>
+      <w:r>
+        <w:t xml:space="preserve">         resource_status = EXPIRED or RELEASED</w:t>
       </w:r>
     </w:p>
     <w:p>
@@ -3079,15 +2615,7 @@
     </w:p>
     <w:p>
       <w:r>
-        <w:t xml:space="preserve">Use RELEASED or EXPIRED in </w:t>
-      </w:r>
-      <w:proofErr w:type="spellStart"/>
-      <w:r>
-        <w:t>resource_tracking</w:t>
-      </w:r>
-      <w:proofErr w:type="spellEnd"/>
-      <w:r>
-        <w:t>.</w:t>
+        <w:t>Use RELEASED or EXPIRED in resource_tracking.</w:t>
       </w:r>
     </w:p>
     <w:p>
@@ -3098,7 +2626,7 @@
     <w:p>
       <w:r>
         <w:pict w14:anchorId="317AA28F">
-          <v:rect id="_x0000_i1125" style="width:0;height:1.5pt" o:hralign="center" o:hrstd="t" o:hr="t" fillcolor="#a0a0a0" stroked="f"/>
+          <v:rect id="_x0000_i1035" style="width:0;height:1.5pt" o:hralign="center" o:hrstd="t" o:hr="t" fillcolor="#a0a0a0" stroked="f"/>
         </w:pict>
       </w:r>
     </w:p>
@@ -3154,38 +2682,17 @@
     </w:p>
     <w:p>
       <w:r>
-        <w:t xml:space="preserve">FROM </w:t>
-      </w:r>
-      <w:proofErr w:type="spellStart"/>
-      <w:r>
-        <w:t>resource_tracking</w:t>
-      </w:r>
-      <w:proofErr w:type="spellEnd"/>
-    </w:p>
-    <w:p>
-      <w:r>
-        <w:t xml:space="preserve">WHERE </w:t>
-      </w:r>
-      <w:proofErr w:type="spellStart"/>
-      <w:r>
-        <w:t>resource_status</w:t>
-      </w:r>
-      <w:proofErr w:type="spellEnd"/>
-      <w:r>
-        <w:t xml:space="preserve"> = 'WAITING_FOR_RESOURCE'</w:t>
-      </w:r>
-    </w:p>
-    <w:p>
-      <w:r>
-        <w:t xml:space="preserve">ORDER BY </w:t>
-      </w:r>
-      <w:proofErr w:type="spellStart"/>
-      <w:r>
-        <w:t>created_at</w:t>
-      </w:r>
-      <w:proofErr w:type="spellEnd"/>
-      <w:r>
-        <w:t>;</w:t>
+        <w:t>FROM resource_tracking</w:t>
+      </w:r>
+    </w:p>
+    <w:p>
+      <w:r>
+        <w:t>WHERE resource_status = 'WAITING_FOR_RESOURCE'</w:t>
+      </w:r>
+    </w:p>
+    <w:p>
+      <w:r>
+        <w:t>ORDER BY created_at;</w:t>
       </w:r>
     </w:p>
     <w:p>
@@ -3202,934 +2709,1396 @@
     <w:p/>
     <w:p>
       <w:r>
-        <w:t xml:space="preserve">2. Get </w:t>
-      </w:r>
-      <w:proofErr w:type="spellStart"/>
-      <w:r>
-        <w:t>stream_name</w:t>
-      </w:r>
-      <w:proofErr w:type="spellEnd"/>
+        <w:t>2. Get stream_name.</w:t>
+      </w:r>
+    </w:p>
+    <w:p/>
+    <w:p>
+      <w:r>
+        <w:t>3. Read required profile from profile_config.</w:t>
+      </w:r>
+    </w:p>
+    <w:p/>
+    <w:p>
+      <w:r>
+        <w:t>4. Calculate current ACTIVE resource usage.</w:t>
+      </w:r>
+    </w:p>
+    <w:p/>
+    <w:p>
+      <w:r>
+        <w:t>5. If resource is available:</w:t>
+      </w:r>
+    </w:p>
+    <w:p>
+      <w:r>
+        <w:t xml:space="preserve">      Update resource_tracking:</w:t>
+      </w:r>
+    </w:p>
+    <w:p>
+      <w:r>
+        <w:t xml:space="preserve">         resource_status = ACTIVE</w:t>
+      </w:r>
+    </w:p>
+    <w:p/>
+    <w:p>
+      <w:r>
+        <w:t xml:space="preserve">      Update audit:</w:t>
+      </w:r>
+    </w:p>
+    <w:p>
+      <w:r>
+        <w:t xml:space="preserve">         audit_status = IN_PROGRESS</w:t>
+      </w:r>
+    </w:p>
+    <w:p/>
+    <w:p>
+      <w:r>
+        <w:t xml:space="preserve">      Call Bulk API.</w:t>
+      </w:r>
+    </w:p>
+    <w:p/>
+    <w:p>
+      <w:r>
+        <w:t>6. If Bulk API accepts:</w:t>
+      </w:r>
+    </w:p>
+    <w:p>
+      <w:r>
+        <w:t xml:space="preserve">      Update audit:</w:t>
+      </w:r>
+    </w:p>
+    <w:p>
+      <w:r>
+        <w:t xml:space="preserve">         audit_status = SUBMITTED_TO_BULK</w:t>
+      </w:r>
+    </w:p>
+    <w:p/>
+    <w:p>
+      <w:r>
+        <w:t>7. If Bulk API fails:</w:t>
+      </w:r>
+    </w:p>
+    <w:p>
+      <w:r>
+        <w:t xml:space="preserve">      Update audit:</w:t>
+      </w:r>
+    </w:p>
+    <w:p>
+      <w:r>
+        <w:t xml:space="preserve">         audit_status = FAILED</w:t>
+      </w:r>
+    </w:p>
+    <w:p/>
+    <w:p>
+      <w:r>
+        <w:t xml:space="preserve">      Update resource_tracking:</w:t>
+      </w:r>
+    </w:p>
+    <w:p>
+      <w:r>
+        <w:t xml:space="preserve">         resource_status = RELEASED</w:t>
+      </w:r>
+    </w:p>
+    <w:p/>
+    <w:p>
+      <w:r>
+        <w:t>8. If resource is still not available:</w:t>
+      </w:r>
+    </w:p>
+    <w:p>
+      <w:r>
+        <w:t xml:space="preserve">      Leave as WAITING_FOR_RESOURCE.</w:t>
+      </w:r>
+    </w:p>
+    <w:p>
+      <w:r>
+        <w:pict w14:anchorId="48BB228A">
+          <v:rect id="_x0000_i1036" style="width:0;height:1.5pt" o:hralign="center" o:hrstd="t" o:hr="t" fillcolor="#a0a0a0" stroked="f"/>
+        </w:pict>
+      </w:r>
+    </w:p>
+    <w:p>
+      <w:pPr>
+        <w:rPr>
+          <w:b/>
+          <w:bCs/>
+        </w:rPr>
+      </w:pPr>
+      <w:r>
+        <w:rPr>
+          <w:b/>
+          <w:bCs/>
+        </w:rPr>
+        <w:t>Scheduler 2: Failed Request Retry Scheduler</w:t>
+      </w:r>
+    </w:p>
+    <w:p>
+      <w:r>
+        <w:t>Current scheduler already retries failed audit rows.</w:t>
+      </w:r>
+    </w:p>
+    <w:p>
+      <w:r>
+        <w:t>But now it should be enhanced with resource check.</w:t>
+      </w:r>
+    </w:p>
+    <w:p>
+      <w:r>
+        <w:t>Flow:</w:t>
+      </w:r>
+    </w:p>
+    <w:p>
+      <w:r>
+        <w:t>1. Pick FAILED audit records eligible for retry.</w:t>
+      </w:r>
+    </w:p>
+    <w:p/>
+    <w:p>
+      <w:r>
+        <w:t>2. For each failed gid:</w:t>
+      </w:r>
+    </w:p>
+    <w:p>
+      <w:r>
+        <w:t xml:space="preserve">      Check resource availability before calling Bulk API.</w:t>
+      </w:r>
+    </w:p>
+    <w:p/>
+    <w:p>
+      <w:r>
+        <w:t>3. If resource is available:</w:t>
+      </w:r>
+    </w:p>
+    <w:p>
+      <w:r>
+        <w:t xml:space="preserve">      Insert/update resource_tracking:</w:t>
+      </w:r>
+    </w:p>
+    <w:p>
+      <w:r>
+        <w:t xml:space="preserve">         resource_status = ACTIVE</w:t>
+      </w:r>
+    </w:p>
+    <w:p/>
+    <w:p>
+      <w:r>
+        <w:t xml:space="preserve">      Update audit:</w:t>
+      </w:r>
+    </w:p>
+    <w:p>
+      <w:r>
+        <w:t xml:space="preserve">         audit_status = IN_PROGRESS</w:t>
+      </w:r>
+    </w:p>
+    <w:p/>
+    <w:p>
+      <w:r>
+        <w:t xml:space="preserve">      Call Bulk API.</w:t>
+      </w:r>
+    </w:p>
+    <w:p/>
+    <w:p>
+      <w:r>
+        <w:t>4. If Bulk API accepts:</w:t>
+      </w:r>
+    </w:p>
+    <w:p>
+      <w:r>
+        <w:t xml:space="preserve">      Update audit:</w:t>
+      </w:r>
+    </w:p>
+    <w:p>
+      <w:r>
+        <w:t xml:space="preserve">         audit_status = SUBMITTED_TO_BULK</w:t>
+      </w:r>
+    </w:p>
+    <w:p/>
+    <w:p>
+      <w:r>
+        <w:t>5. If Bulk API fails again:</w:t>
+      </w:r>
+    </w:p>
+    <w:p>
+      <w:r>
+        <w:t xml:space="preserve">      Update audit:</w:t>
+      </w:r>
+    </w:p>
+    <w:p>
+      <w:r>
+        <w:lastRenderedPageBreak/>
+        <w:t xml:space="preserve">         audit_status = FAILED</w:t>
+      </w:r>
+    </w:p>
+    <w:p/>
+    <w:p>
+      <w:r>
+        <w:t xml:space="preserve">      Update resource_tracking:</w:t>
+      </w:r>
+    </w:p>
+    <w:p>
+      <w:r>
+        <w:t xml:space="preserve">         resource_status = RELEASED</w:t>
+      </w:r>
+    </w:p>
+    <w:p/>
+    <w:p>
+      <w:r>
+        <w:t>6. If resource is not available:</w:t>
+      </w:r>
+    </w:p>
+    <w:p>
+      <w:r>
+        <w:t xml:space="preserve">      Update audit:</w:t>
+      </w:r>
+    </w:p>
+    <w:p>
+      <w:r>
+        <w:t xml:space="preserve">         audit_status = WAITING_FOR_RESOURCE</w:t>
+      </w:r>
+    </w:p>
+    <w:p/>
+    <w:p>
+      <w:r>
+        <w:t xml:space="preserve">      Insert/update resource_tracking:</w:t>
+      </w:r>
+    </w:p>
+    <w:p>
+      <w:r>
+        <w:t xml:space="preserve">         resource_status = WAITING_FOR_RESOURCE</w:t>
+      </w:r>
+    </w:p>
+    <w:p>
+      <w:r>
+        <w:t>Important point:</w:t>
+      </w:r>
+    </w:p>
+    <w:p>
+      <w:r>
+        <w:t>Failed scheduler should not blindly call Bulk API anymore.</w:t>
+      </w:r>
+    </w:p>
+    <w:p>
+      <w:r>
+        <w:t>It should also go through resource availability check.</w:t>
+      </w:r>
+    </w:p>
+    <w:p>
+      <w:r>
+        <w:pict w14:anchorId="4E28D2C3">
+          <v:rect id="_x0000_i1037" style="width:0;height:1.5pt" o:hralign="center" o:hrstd="t" o:hr="t" fillcolor="#a0a0a0" stroked="f"/>
+        </w:pict>
+      </w:r>
+    </w:p>
+    <w:p>
+      <w:pPr>
+        <w:rPr>
+          <w:b/>
+          <w:bCs/>
+        </w:rPr>
+      </w:pPr>
+      <w:r>
+        <w:rPr>
+          <w:b/>
+          <w:bCs/>
+        </w:rPr>
+        <w:t>Scheduler 3: Expiry / Cleanup Scheduler</w:t>
+      </w:r>
+    </w:p>
+    <w:p>
+      <w:r>
+        <w:t>Purpose:</w:t>
+      </w:r>
+    </w:p>
+    <w:p>
+      <w:r>
+        <w:t>Release resources for stuck requests where callback never arrived.</w:t>
+      </w:r>
+    </w:p>
+    <w:p>
+      <w:r>
+        <w:t>Query:</w:t>
+      </w:r>
+    </w:p>
+    <w:p>
+      <w:r>
+        <w:t>SELECT *</w:t>
+      </w:r>
+    </w:p>
+    <w:p>
+      <w:r>
+        <w:t>FROM resource_tracking</w:t>
+      </w:r>
+    </w:p>
+    <w:p>
+      <w:r>
+        <w:t>WHERE resource_status = 'ACTIVE'</w:t>
+      </w:r>
+    </w:p>
+    <w:p>
+      <w:r>
+        <w:t>AND updated_at &lt; current_time - configured_timeout;</w:t>
+      </w:r>
+    </w:p>
+    <w:p>
+      <w:r>
+        <w:t>Flow:</w:t>
+      </w:r>
+    </w:p>
+    <w:p>
+      <w:r>
+        <w:t>1. Pick stale ACTIVE records.</w:t>
+      </w:r>
+    </w:p>
+    <w:p/>
+    <w:p>
+      <w:r>
+        <w:t>2. Mark audit as EXPIRED.</w:t>
+      </w:r>
+    </w:p>
+    <w:p/>
+    <w:p>
+      <w:r>
+        <w:lastRenderedPageBreak/>
+        <w:t>3. Mark resource_tracking as EXPIRED or RELEASED.</w:t>
+      </w:r>
+    </w:p>
+    <w:p/>
+    <w:p>
+      <w:r>
+        <w:t>4. These rows should no longer count toward active resource usage.</w:t>
+      </w:r>
+    </w:p>
+    <w:p>
+      <w:r>
+        <w:pict w14:anchorId="0F2A5963">
+          <v:rect id="_x0000_i1038" style="width:0;height:1.5pt" o:hralign="center" o:hrstd="t" o:hr="t" fillcolor="#a0a0a0" stroked="f"/>
+        </w:pict>
+      </w:r>
+    </w:p>
+    <w:p>
+      <w:pPr>
+        <w:rPr>
+          <w:b/>
+          <w:bCs/>
+        </w:rPr>
+      </w:pPr>
+      <w:r>
+        <w:rPr>
+          <w:b/>
+          <w:bCs/>
+        </w:rPr>
+        <w:t>9. Important Concurrency Control</w:t>
+      </w:r>
+    </w:p>
+    <w:p>
+      <w:r>
+        <w:t>Resource check and resource reservation must be atomic.</w:t>
+      </w:r>
+    </w:p>
+    <w:p>
+      <w:r>
+        <w:t>Otherwise,</w:t>
+      </w:r>
+      <w:r>
+        <w:t xml:space="preserve"> two requests may both see resource available and both reserve it.</w:t>
+      </w:r>
+    </w:p>
+    <w:p>
+      <w:r>
+        <w:t>Use DB locking</w:t>
+      </w:r>
+      <w:r>
+        <w:t xml:space="preserve"> to deal with race condition</w:t>
+      </w:r>
       <w:r>
         <w:t>.</w:t>
       </w:r>
     </w:p>
-    <w:p/>
-    <w:p>
-      <w:r>
-        <w:t>3. Read required profile from profile_config.</w:t>
-      </w:r>
-    </w:p>
-    <w:p/>
-    <w:p>
-      <w:r>
-        <w:t>4. Calculate current ACTIVE resource usage.</w:t>
-      </w:r>
-    </w:p>
-    <w:p/>
-    <w:p>
-      <w:r>
-        <w:t>5. If resource is available:</w:t>
-      </w:r>
-    </w:p>
-    <w:p>
-      <w:r>
-        <w:t xml:space="preserve">      Update </w:t>
-      </w:r>
-      <w:proofErr w:type="spellStart"/>
+    <w:p>
+      <w:r>
+        <w:t>Example:</w:t>
+      </w:r>
+    </w:p>
+    <w:p>
+      <w:r>
+        <w:t>SELECT *</w:t>
+      </w:r>
+    </w:p>
+    <w:p>
+      <w:r>
+        <w:t>FROM resource_lock</w:t>
+      </w:r>
+    </w:p>
+    <w:p>
+      <w:r>
+        <w:t>WHERE lock_name = 'BULK_RESOURCE_LOCK'</w:t>
+      </w:r>
+    </w:p>
+    <w:p>
+      <w:r>
+        <w:t>FOR UPDATE;</w:t>
+      </w:r>
+    </w:p>
+    <w:p>
+      <w:r>
+        <w:t>Then inside same transaction:</w:t>
+      </w:r>
+    </w:p>
+    <w:p>
+      <w:r>
+        <w:t>1. Calculate ACTIVE usage</w:t>
+      </w:r>
+    </w:p>
+    <w:p>
+      <w:r>
+        <w:t>2. Check availability</w:t>
+      </w:r>
+    </w:p>
+    <w:p>
+      <w:r>
+        <w:t>3. Insert/update resource_tracking</w:t>
+      </w:r>
+    </w:p>
+    <w:p>
+      <w:r>
+        <w:t>4. Update audit status</w:t>
+      </w:r>
+    </w:p>
+    <w:p>
+      <w:r>
+        <w:t>5. Commit</w:t>
+      </w:r>
+    </w:p>
+    <w:p>
+      <w:r>
+        <w:t>Only after commit, call Bulk API.</w:t>
+      </w:r>
+    </w:p>
+    <w:p/>
+    <w:p>
+      <w:r>
+        <w:t>*************************************************************************</w:t>
+      </w:r>
+    </w:p>
+    <w:p>
+      <w:r>
+        <w:t>Yes, exactly. You create the lock table once, insert one row once, and then the application locks that row using code.</w:t>
+      </w:r>
+    </w:p>
+    <w:p>
+      <w:pPr>
+        <w:rPr>
+          <w:b/>
+          <w:bCs/>
+        </w:rPr>
+      </w:pPr>
+      <w:r>
+        <w:rPr>
+          <w:b/>
+          <w:bCs/>
+        </w:rPr>
+        <w:t>Step 1: Create lock table</w:t>
+      </w:r>
+    </w:p>
+    <w:p>
+      <w:pPr>
+        <w:spacing w:after="0" w:line="240" w:lineRule="auto"/>
+      </w:pPr>
+      <w:r>
+        <w:t>CREATE TABLE resource_lock (</w:t>
+      </w:r>
+    </w:p>
+    <w:p>
+      <w:pPr>
+        <w:spacing w:after="0" w:line="240" w:lineRule="auto"/>
+      </w:pPr>
+      <w:r>
+        <w:t xml:space="preserve">    lock_name    VARCHAR2(100) PRIMARY KEY,</w:t>
+      </w:r>
+    </w:p>
+    <w:p>
+      <w:pPr>
+        <w:spacing w:after="0" w:line="240" w:lineRule="auto"/>
+      </w:pPr>
+      <w:r>
+        <w:t xml:space="preserve">    description  VARCHAR2(500),</w:t>
+      </w:r>
+    </w:p>
+    <w:p>
+      <w:pPr>
+        <w:spacing w:after="0" w:line="240" w:lineRule="auto"/>
+      </w:pPr>
+      <w:r>
+        <w:t xml:space="preserve">    created_at   TIMESTAMP DEFAULT SYSTIMESTAMP,</w:t>
+      </w:r>
+    </w:p>
+    <w:p>
+      <w:pPr>
+        <w:spacing w:after="0" w:line="240" w:lineRule="auto"/>
+      </w:pPr>
+      <w:r>
+        <w:t xml:space="preserve">    updated_at   TIMESTAMP</w:t>
+      </w:r>
+    </w:p>
+    <w:p>
+      <w:pPr>
+        <w:spacing w:after="0" w:line="240" w:lineRule="auto"/>
+      </w:pPr>
+      <w:r>
+        <w:lastRenderedPageBreak/>
+        <w:t>);</w:t>
+      </w:r>
+    </w:p>
+    <w:p>
+      <w:pPr>
+        <w:rPr>
+          <w:b/>
+          <w:bCs/>
+        </w:rPr>
+      </w:pPr>
+      <w:r>
+        <w:rPr>
+          <w:b/>
+          <w:bCs/>
+        </w:rPr>
+        <w:t>Step 2: Insert one lock row</w:t>
+      </w:r>
+    </w:p>
+    <w:p>
+      <w:pPr>
+        <w:spacing w:after="0" w:line="240" w:lineRule="auto"/>
+      </w:pPr>
+      <w:r>
+        <w:t>INSERT INTO resource_lock (</w:t>
+      </w:r>
+    </w:p>
+    <w:p>
+      <w:pPr>
+        <w:spacing w:after="0" w:line="240" w:lineRule="auto"/>
+      </w:pPr>
+      <w:r>
+        <w:t xml:space="preserve">    lock_name,</w:t>
+      </w:r>
+    </w:p>
+    <w:p>
+      <w:pPr>
+        <w:spacing w:after="0" w:line="240" w:lineRule="auto"/>
+      </w:pPr>
+      <w:r>
+        <w:t xml:space="preserve">    description</w:t>
+      </w:r>
+    </w:p>
+    <w:p>
+      <w:pPr>
+        <w:spacing w:after="0" w:line="240" w:lineRule="auto"/>
+      </w:pPr>
+      <w:r>
+        <w:t>)</w:t>
+      </w:r>
+    </w:p>
+    <w:p>
+      <w:pPr>
+        <w:spacing w:after="0" w:line="240" w:lineRule="auto"/>
+      </w:pPr>
+      <w:r>
+        <w:t>VALUES (</w:t>
+      </w:r>
+    </w:p>
+    <w:p>
+      <w:pPr>
+        <w:spacing w:after="0" w:line="240" w:lineRule="auto"/>
+      </w:pPr>
+      <w:r>
+        <w:t xml:space="preserve">    'APP_RESOURCE_POOL',</w:t>
+      </w:r>
+    </w:p>
+    <w:p>
+      <w:pPr>
+        <w:spacing w:after="0" w:line="240" w:lineRule="auto"/>
+      </w:pPr>
+      <w:r>
+        <w:t xml:space="preserve">    'Lock row used for resource availability check'</w:t>
+      </w:r>
+    </w:p>
+    <w:p>
+      <w:pPr>
+        <w:spacing w:after="0" w:line="240" w:lineRule="auto"/>
+      </w:pPr>
+      <w:r>
+        <w:t>);</w:t>
+      </w:r>
+    </w:p>
+    <w:p>
+      <w:r>
+        <w:t>COMMIT;</w:t>
+      </w:r>
+    </w:p>
+    <w:p>
+      <w:r>
+        <w:t>This row should always exist.</w:t>
+      </w:r>
+    </w:p>
+    <w:p>
+      <w:pPr>
+        <w:rPr>
+          <w:b/>
+          <w:bCs/>
+        </w:rPr>
+      </w:pPr>
+      <w:r>
+        <w:rPr>
+          <w:b/>
+          <w:bCs/>
+        </w:rPr>
+        <w:t>Step 3: Repository method</w:t>
+      </w:r>
+    </w:p>
+    <w:p>
+      <w:r>
+        <w:t>Using native query:</w:t>
+      </w:r>
+    </w:p>
+    <w:p>
+      <w:pPr>
+        <w:spacing w:after="0" w:line="240" w:lineRule="auto"/>
+      </w:pPr>
+      <w:r>
+        <w:t>@Repository</w:t>
+      </w:r>
+    </w:p>
+    <w:p>
+      <w:pPr>
+        <w:spacing w:after="0" w:line="240" w:lineRule="auto"/>
+      </w:pPr>
+      <w:r>
+        <w:t>public interface ResourceLockRepository extends JpaRepository&lt;ResourceLock, String&gt; {</w:t>
+      </w:r>
+    </w:p>
+    <w:p>
+      <w:pPr>
+        <w:spacing w:after="0" w:line="240" w:lineRule="auto"/>
+      </w:pPr>
+    </w:p>
+    <w:p>
+      <w:pPr>
+        <w:spacing w:after="0" w:line="240" w:lineRule="auto"/>
+      </w:pPr>
+      <w:r>
+        <w:t xml:space="preserve">    @Query(</w:t>
+      </w:r>
+    </w:p>
+    <w:p>
+      <w:pPr>
+        <w:spacing w:after="0" w:line="240" w:lineRule="auto"/>
+      </w:pPr>
+      <w:r>
+        <w:t xml:space="preserve">        value = """</w:t>
+      </w:r>
+    </w:p>
+    <w:p>
+      <w:pPr>
+        <w:spacing w:after="0" w:line="240" w:lineRule="auto"/>
+      </w:pPr>
+      <w:r>
+        <w:t xml:space="preserve">                SELECT lock_name</w:t>
+      </w:r>
+    </w:p>
+    <w:p>
+      <w:pPr>
+        <w:spacing w:after="0" w:line="240" w:lineRule="auto"/>
+      </w:pPr>
+      <w:r>
+        <w:t xml:space="preserve">                FROM resource_lock</w:t>
+      </w:r>
+    </w:p>
+    <w:p>
+      <w:pPr>
+        <w:spacing w:after="0" w:line="240" w:lineRule="auto"/>
+      </w:pPr>
+      <w:r>
+        <w:t xml:space="preserve">                WHERE lock_name = :lockName</w:t>
+      </w:r>
+    </w:p>
+    <w:p>
+      <w:pPr>
+        <w:spacing w:after="0" w:line="240" w:lineRule="auto"/>
+      </w:pPr>
+      <w:r>
+        <w:t xml:space="preserve">                FOR UPDATE</w:t>
+      </w:r>
+    </w:p>
+    <w:p>
+      <w:pPr>
+        <w:spacing w:after="0" w:line="240" w:lineRule="auto"/>
+      </w:pPr>
+      <w:r>
+        <w:t xml:space="preserve">                """,</w:t>
+      </w:r>
+    </w:p>
+    <w:p>
+      <w:pPr>
+        <w:spacing w:after="0" w:line="240" w:lineRule="auto"/>
+      </w:pPr>
+      <w:r>
+        <w:t xml:space="preserve">        nativeQuery = true</w:t>
+      </w:r>
+    </w:p>
+    <w:p>
+      <w:pPr>
+        <w:spacing w:after="0" w:line="240" w:lineRule="auto"/>
+      </w:pPr>
+      <w:r>
+        <w:t xml:space="preserve">    )</w:t>
+      </w:r>
+    </w:p>
+    <w:p>
+      <w:pPr>
+        <w:spacing w:after="0" w:line="240" w:lineRule="auto"/>
+      </w:pPr>
+      <w:r>
+        <w:t xml:space="preserve">    String lockPool(@Param("lockName") String lockName);</w:t>
+      </w:r>
+    </w:p>
+    <w:p>
+      <w:pPr>
+        <w:spacing w:after="0" w:line="240" w:lineRule="auto"/>
+      </w:pPr>
+      <w:r>
+        <w:t>}</w:t>
+      </w:r>
+    </w:p>
+    <w:p>
+      <w:pPr>
+        <w:spacing w:after="0" w:line="240" w:lineRule="auto"/>
+      </w:pPr>
+    </w:p>
+    <w:p>
+      <w:pPr>
+        <w:rPr>
+          <w:b/>
+          <w:bCs/>
+        </w:rPr>
+      </w:pPr>
+      <w:r>
+        <w:rPr>
+          <w:b/>
+          <w:bCs/>
+        </w:rPr>
+        <w:t>Step 4: Service method</w:t>
+      </w:r>
+    </w:p>
+    <w:p>
+      <w:pPr>
+        <w:spacing w:after="0" w:line="240" w:lineRule="auto"/>
+      </w:pPr>
+      <w:r>
+        <w:t>@Service</w:t>
+      </w:r>
+    </w:p>
+    <w:p>
+      <w:pPr>
+        <w:spacing w:after="0" w:line="240" w:lineRule="auto"/>
+      </w:pPr>
+      <w:r>
+        <w:t>public class ResourceReservationService {</w:t>
+      </w:r>
+    </w:p>
+    <w:p>
+      <w:pPr>
+        <w:spacing w:after="0" w:line="240" w:lineRule="auto"/>
+      </w:pPr>
+    </w:p>
+    <w:p>
+      <w:pPr>
+        <w:spacing w:after="0" w:line="240" w:lineRule="auto"/>
+      </w:pPr>
+      <w:r>
+        <w:t xml:space="preserve">    private final ResourceLockRepository lockRepository;</w:t>
+      </w:r>
+    </w:p>
+    <w:p>
+      <w:pPr>
+        <w:spacing w:after="0" w:line="240" w:lineRule="auto"/>
+      </w:pPr>
+    </w:p>
+    <w:p>
+      <w:pPr>
+        <w:spacing w:after="0" w:line="240" w:lineRule="auto"/>
+      </w:pPr>
+      <w:r>
+        <w:t xml:space="preserve">    public ResourceReservationService(ResourceLockRepository lockRepository) {</w:t>
+      </w:r>
+    </w:p>
+    <w:p>
+      <w:pPr>
+        <w:spacing w:after="0" w:line="240" w:lineRule="auto"/>
+      </w:pPr>
+      <w:r>
+        <w:t xml:space="preserve">        this.lockRepository = lockRepository;</w:t>
+      </w:r>
+    </w:p>
+    <w:p>
+      <w:pPr>
+        <w:spacing w:after="0" w:line="240" w:lineRule="auto"/>
+      </w:pPr>
+      <w:r>
+        <w:t xml:space="preserve">    }</w:t>
+      </w:r>
+    </w:p>
+    <w:p/>
+    <w:p>
+      <w:pPr>
+        <w:spacing w:after="0" w:line="240" w:lineRule="auto"/>
+      </w:pPr>
+      <w:r>
+        <w:t xml:space="preserve">    @Transactional</w:t>
+      </w:r>
+    </w:p>
+    <w:p>
+      <w:pPr>
+        <w:spacing w:after="0" w:line="240" w:lineRule="auto"/>
+      </w:pPr>
+      <w:r>
+        <w:t xml:space="preserve">    public ReservationResult reserveResource(Request request) {</w:t>
+      </w:r>
+    </w:p>
+    <w:p>
+      <w:pPr>
+        <w:spacing w:after="0" w:line="240" w:lineRule="auto"/>
+      </w:pPr>
+    </w:p>
+    <w:p>
+      <w:pPr>
+        <w:spacing w:after="0" w:line="240" w:lineRule="auto"/>
+      </w:pPr>
+      <w:r>
+        <w:lastRenderedPageBreak/>
+        <w:t xml:space="preserve">        lockRepository.lockPool("APP_RESOURCE_POOL");</w:t>
+      </w:r>
+    </w:p>
+    <w:p>
+      <w:pPr>
+        <w:spacing w:after="0" w:line="240" w:lineRule="auto"/>
+      </w:pPr>
+    </w:p>
+    <w:p>
+      <w:pPr>
+        <w:spacing w:after="0" w:line="240" w:lineRule="auto"/>
+      </w:pPr>
+      <w:r>
+        <w:t xml:space="preserve">        // From here onwards, only one request can execute this block at a time.</w:t>
+      </w:r>
+    </w:p>
+    <w:p>
+      <w:pPr>
+        <w:spacing w:after="0" w:line="240" w:lineRule="auto"/>
+      </w:pPr>
+    </w:p>
+    <w:p>
+      <w:pPr>
+        <w:spacing w:after="0" w:line="240" w:lineRule="auto"/>
+      </w:pPr>
+      <w:r>
+        <w:t xml:space="preserve">        // 1. Read profile config</w:t>
+      </w:r>
+    </w:p>
+    <w:p>
+      <w:pPr>
+        <w:spacing w:after="0" w:line="240" w:lineRule="auto"/>
+      </w:pPr>
+      <w:r>
+        <w:t xml:space="preserve">        // 2. Calculate active usage from tracking_resource</w:t>
+      </w:r>
+    </w:p>
+    <w:p>
+      <w:pPr>
+        <w:spacing w:after="0" w:line="240" w:lineRule="auto"/>
+      </w:pPr>
+      <w:r>
+        <w:t xml:space="preserve">        // 3. Decide ACTIVE or WAITING_FOR_RESOURCE</w:t>
+      </w:r>
+    </w:p>
+    <w:p>
+      <w:pPr>
+        <w:spacing w:after="0" w:line="240" w:lineRule="auto"/>
+      </w:pPr>
+      <w:r>
+        <w:t xml:space="preserve">        // 4. Insert/update tracking_resource</w:t>
+      </w:r>
+    </w:p>
+    <w:p>
+      <w:pPr>
+        <w:spacing w:after="0" w:line="240" w:lineRule="auto"/>
+      </w:pPr>
+    </w:p>
+    <w:p>
+      <w:pPr>
+        <w:spacing w:after="0" w:line="240" w:lineRule="auto"/>
+      </w:pPr>
+      <w:r>
+        <w:t xml:space="preserve">        return new ReservationResult();</w:t>
+      </w:r>
+    </w:p>
+    <w:p>
+      <w:pPr>
+        <w:spacing w:after="0" w:line="240" w:lineRule="auto"/>
+      </w:pPr>
+      <w:r>
+        <w:t xml:space="preserve">    }</w:t>
+      </w:r>
+    </w:p>
+    <w:p>
+      <w:pPr>
+        <w:spacing w:after="0" w:line="240" w:lineRule="auto"/>
+      </w:pPr>
+      <w:r>
+        <w:t>}</w:t>
+      </w:r>
+    </w:p>
+    <w:p>
+      <w:pPr>
+        <w:spacing w:after="0" w:line="240" w:lineRule="auto"/>
+      </w:pPr>
+    </w:p>
+    <w:p>
+      <w:pPr>
+        <w:rPr>
+          <w:b/>
+          <w:bCs/>
+        </w:rPr>
+      </w:pPr>
+      <w:r>
+        <w:rPr>
+          <w:b/>
+          <w:bCs/>
+        </w:rPr>
+        <w:t>Step 5: Important behavior</w:t>
+      </w:r>
+    </w:p>
+    <w:p>
+      <w:r>
+        <w:t>Second request will stop here:</w:t>
+      </w:r>
+    </w:p>
+    <w:p>
+      <w:r>
+        <w:t>lockRepository.lockPool("APP_RESOURCE_POOL");</w:t>
+      </w:r>
+    </w:p>
+    <w:p>
+      <w:r>
+        <w:t>It will not go to the next line until the first request commits or rolls back.</w:t>
+      </w:r>
+    </w:p>
+    <w:p>
+      <w:pPr>
+        <w:rPr>
+          <w:b/>
+          <w:bCs/>
+        </w:rPr>
+      </w:pPr>
+      <w:r>
+        <w:rPr>
+          <w:b/>
+          <w:bCs/>
+        </w:rPr>
+        <w:t>Step 6: Unlock</w:t>
+      </w:r>
+    </w:p>
+    <w:p>
+      <w:pPr>
+        <w:spacing w:after="0" w:line="240" w:lineRule="auto"/>
+      </w:pPr>
+      <w:r>
+        <w:t>No explicit unlock code.</w:t>
+      </w:r>
+    </w:p>
+    <w:p>
+      <w:pPr>
+        <w:spacing w:after="0" w:line="240" w:lineRule="auto"/>
+      </w:pPr>
+      <w:r>
+        <w:t>The lock is released automatically when this method ends successfully:</w:t>
+      </w:r>
+    </w:p>
+    <w:p>
+      <w:pPr>
+        <w:spacing w:after="0" w:line="240" w:lineRule="auto"/>
+      </w:pPr>
+      <w:r>
+        <w:t>@Transactional method completes</w:t>
+      </w:r>
+    </w:p>
+    <w:p>
+      <w:pPr>
+        <w:spacing w:after="0" w:line="240" w:lineRule="auto"/>
+      </w:pPr>
+      <w:r>
+        <w:t>Spring commits transaction</w:t>
+      </w:r>
+    </w:p>
+    <w:p>
+      <w:pPr>
+        <w:spacing w:after="0" w:line="240" w:lineRule="auto"/>
+      </w:pPr>
+      <w:r>
+        <w:t>Oracle releases lock</w:t>
+      </w:r>
+    </w:p>
+    <w:p>
+      <w:pPr>
+        <w:spacing w:after="0" w:line="240" w:lineRule="auto"/>
+      </w:pPr>
+      <w:r>
+        <w:t>Or if exception occurs:</w:t>
+      </w:r>
+    </w:p>
+    <w:p>
+      <w:pPr>
+        <w:spacing w:after="0" w:line="240" w:lineRule="auto"/>
+      </w:pPr>
+      <w:r>
+        <w:t>Exception happens</w:t>
+      </w:r>
+    </w:p>
+    <w:p>
+      <w:pPr>
+        <w:spacing w:after="0" w:line="240" w:lineRule="auto"/>
+      </w:pPr>
+      <w:r>
+        <w:t>Spring rolls back transaction</w:t>
+      </w:r>
+    </w:p>
+    <w:p>
+      <w:pPr>
+        <w:spacing w:after="0" w:line="240" w:lineRule="auto"/>
+      </w:pPr>
+      <w:r>
+        <w:t>Oracle releases lock</w:t>
+      </w:r>
+    </w:p>
+    <w:p>
+      <w:pPr>
+        <w:rPr>
+          <w:b/>
+          <w:bCs/>
+        </w:rPr>
+      </w:pPr>
+    </w:p>
+    <w:p>
+      <w:pPr>
+        <w:rPr>
+          <w:b/>
+          <w:bCs/>
+        </w:rPr>
+      </w:pPr>
+      <w:r>
+        <w:rPr>
+          <w:b/>
+          <w:bCs/>
+        </w:rPr>
+        <w:t>Final mental model</w:t>
+      </w:r>
+    </w:p>
+    <w:p>
+      <w:r>
+        <w:t>resource_lock table has one row</w:t>
+      </w:r>
+    </w:p>
+    <w:p>
+      <w:pPr>
+        <w:spacing w:after="0" w:line="240" w:lineRule="auto"/>
+      </w:pPr>
+      <w:r>
+        <w:t>Request-1 locks that row</w:t>
+      </w:r>
+    </w:p>
+    <w:p>
+      <w:pPr>
+        <w:spacing w:after="0" w:line="240" w:lineRule="auto"/>
+      </w:pPr>
+      <w:r>
+        <w:t>Request-2 waits on same row</w:t>
+      </w:r>
+    </w:p>
+    <w:p>
+      <w:pPr>
+        <w:spacing w:after="0" w:line="240" w:lineRule="auto"/>
+      </w:pPr>
+      <w:r>
+        <w:t>Request-1 commits</w:t>
+      </w:r>
+    </w:p>
+    <w:p>
+      <w:pPr>
+        <w:spacing w:after="0" w:line="240" w:lineRule="auto"/>
+      </w:pPr>
+      <w:r>
+        <w:t>Request-2 gets the row lock</w:t>
+      </w:r>
+    </w:p>
+    <w:p/>
+    <w:p>
+      <w:r>
+        <w:t>*************************************************************************</w:t>
+      </w:r>
+    </w:p>
+    <w:p>
+      <w:r>
+        <w:pict w14:anchorId="66B3D692">
+          <v:rect id="_x0000_i1039" style="width:0;height:1.5pt" o:hralign="center" o:hrstd="t" o:hr="t" fillcolor="#a0a0a0" stroked="f"/>
+        </w:pict>
+      </w:r>
+    </w:p>
+    <w:p>
+      <w:pPr>
+        <w:rPr>
+          <w:b/>
+          <w:bCs/>
+        </w:rPr>
+      </w:pPr>
+      <w:r>
+        <w:rPr>
+          <w:b/>
+          <w:bCs/>
+        </w:rPr>
+        <w:t>10. Final Recommended Flow Summary</w:t>
+      </w:r>
+    </w:p>
+    <w:p>
+      <w:r>
+        <w:t>New request:</w:t>
+      </w:r>
+    </w:p>
+    <w:p>
+      <w:r>
+        <w:lastRenderedPageBreak/>
+        <w:t xml:space="preserve">   Insert audit = RECEIVED</w:t>
+      </w:r>
+    </w:p>
+    <w:p>
+      <w:r>
+        <w:t xml:space="preserve">   Check profile</w:t>
+      </w:r>
+    </w:p>
+    <w:p>
+      <w:r>
+        <w:t xml:space="preserve">   Check resource</w:t>
+      </w:r>
+    </w:p>
+    <w:p/>
+    <w:p>
+      <w:r>
+        <w:t xml:space="preserve">   If available:</w:t>
+      </w:r>
+    </w:p>
+    <w:p>
+      <w:r>
+        <w:t xml:space="preserve">      resource = ACTIVE</w:t>
+      </w:r>
+    </w:p>
+    <w:p>
+      <w:r>
+        <w:t xml:space="preserve">      audit = IN_PROGRESS</w:t>
+      </w:r>
+    </w:p>
+    <w:p>
+      <w:r>
+        <w:t xml:space="preserve">      call Bulk API</w:t>
+      </w:r>
+    </w:p>
+    <w:p/>
+    <w:p>
+      <w:r>
+        <w:t xml:space="preserve">      If accepted:</w:t>
+      </w:r>
+    </w:p>
+    <w:p>
+      <w:r>
+        <w:t xml:space="preserve">         audit = SUBMITTED_TO_BULK</w:t>
+      </w:r>
+    </w:p>
+    <w:p/>
+    <w:p>
+      <w:r>
+        <w:t xml:space="preserve">      If failed:</w:t>
+      </w:r>
+    </w:p>
+    <w:p>
+      <w:r>
+        <w:t xml:space="preserve">         audit = FAILED</w:t>
+      </w:r>
+    </w:p>
+    <w:p>
+      <w:r>
+        <w:t xml:space="preserve">         resource = RELEASED</w:t>
+      </w:r>
+    </w:p>
+    <w:p/>
+    <w:p>
+      <w:r>
+        <w:t xml:space="preserve">   If not available:</w:t>
+      </w:r>
+    </w:p>
+    <w:p>
+      <w:r>
+        <w:t xml:space="preserve">      resource = WAITING_FOR_RESOURCE</w:t>
+      </w:r>
+    </w:p>
+    <w:p>
+      <w:r>
+        <w:t xml:space="preserve">      audit = WAITING_FOR_RESOURCE</w:t>
+      </w:r>
+    </w:p>
+    <w:p>
+      <w:r>
+        <w:t xml:space="preserve">      do not call Bulk API</w:t>
+      </w:r>
+    </w:p>
+    <w:p>
+      <w:r>
+        <w:t>Callback:</w:t>
+      </w:r>
+    </w:p>
+    <w:p>
+      <w:r>
+        <w:t xml:space="preserve">   If success:</w:t>
+      </w:r>
+    </w:p>
+    <w:p>
+      <w:r>
+        <w:t xml:space="preserve">      audit = COMPLETED</w:t>
+      </w:r>
+    </w:p>
+    <w:p>
+      <w:r>
+        <w:t xml:space="preserve">      resource = RELEASED</w:t>
+      </w:r>
+    </w:p>
+    <w:p/>
+    <w:p>
+      <w:r>
+        <w:t xml:space="preserve">   If failure:</w:t>
+      </w:r>
+    </w:p>
+    <w:p>
+      <w:r>
+        <w:t xml:space="preserve">      audit = FAILED</w:t>
+      </w:r>
+    </w:p>
+    <w:p>
+      <w:r>
+        <w:t xml:space="preserve">      resource = RELEASED</w:t>
+      </w:r>
+    </w:p>
+    <w:p>
+      <w:r>
+        <w:lastRenderedPageBreak/>
+        <w:t>Waiting scheduler:</w:t>
+      </w:r>
+    </w:p>
+    <w:p>
+      <w:r>
+        <w:t xml:space="preserve">   Pick WAITING_FOR_RESOURCE</w:t>
+      </w:r>
+    </w:p>
+    <w:p>
+      <w:r>
+        <w:t xml:space="preserve">   Check resource</w:t>
+      </w:r>
+    </w:p>
+    <w:p>
+      <w:r>
+        <w:t xml:space="preserve">   If available, submit to Bulk API</w:t>
+      </w:r>
+    </w:p>
+    <w:p>
+      <w:r>
+        <w:t>Failed scheduler:</w:t>
+      </w:r>
+    </w:p>
+    <w:p>
+      <w:r>
+        <w:t xml:space="preserve">   Pick FAILED</w:t>
+      </w:r>
+    </w:p>
+    <w:p>
+      <w:r>
+        <w:t xml:space="preserve">   Check resource</w:t>
+      </w:r>
+    </w:p>
+    <w:p>
+      <w:r>
+        <w:t xml:space="preserve">   If available, retry Bulk API</w:t>
+      </w:r>
+    </w:p>
+    <w:p>
+      <w:r>
+        <w:t xml:space="preserve">   If not available, move to WAITING_FOR_RESOURCE</w:t>
+      </w:r>
+    </w:p>
+    <w:p>
+      <w:r>
+        <w:t>Expiry scheduler:</w:t>
+      </w:r>
+    </w:p>
+    <w:p>
+      <w:r>
+        <w:t xml:space="preserve">   Pick long-running ACTIVE requests</w:t>
+      </w:r>
+    </w:p>
+    <w:p>
+      <w:r>
+        <w:t xml:space="preserve">   Mark audit = EXPIRED</w:t>
+      </w:r>
+    </w:p>
+    <w:p>
+      <w:r>
+        <w:t xml:space="preserve">   Mark resource = RELEASED / EXPIRED</w:t>
+      </w:r>
+    </w:p>
+    <w:p>
+      <w:pPr>
+        <w:rPr>
+          <w:b/>
+          <w:bCs/>
+        </w:rPr>
+      </w:pPr>
+      <w:r>
+        <w:rPr>
+          <w:b/>
+          <w:bCs/>
+        </w:rPr>
+        <w:t>11. Final Mental Model</w:t>
+      </w:r>
+    </w:p>
+    <w:p>
+      <w:r>
+        <w:t>profile_config</w:t>
+      </w:r>
+    </w:p>
+    <w:p>
+      <w:r>
+        <w:t xml:space="preserve">   = how much resource each stream needs</w:t>
+      </w:r>
+    </w:p>
+    <w:p/>
+    <w:p>
+      <w:r>
+        <w:t>audit_table</w:t>
+      </w:r>
+    </w:p>
+    <w:p>
+      <w:r>
+        <w:t xml:space="preserve">   = business/request processing status</w:t>
+      </w:r>
+    </w:p>
+    <w:p/>
+    <w:p>
       <w:r>
         <w:t>resource_tracking</w:t>
       </w:r>
-      <w:proofErr w:type="spellEnd"/>
-      <w:r>
-        <w:t>:</w:t>
-      </w:r>
-    </w:p>
-    <w:p>
-      <w:r>
-        <w:t xml:space="preserve">         </w:t>
-      </w:r>
-      <w:proofErr w:type="spellStart"/>
-      <w:r>
-        <w:t>resource_status</w:t>
-      </w:r>
-      <w:proofErr w:type="spellEnd"/>
-      <w:r>
-        <w:t xml:space="preserve"> = ACTIVE</w:t>
-      </w:r>
-    </w:p>
-    <w:p/>
-    <w:p>
-      <w:r>
-        <w:t xml:space="preserve">      Update audit:</w:t>
-      </w:r>
-    </w:p>
-    <w:p>
-      <w:r>
-        <w:t xml:space="preserve">         </w:t>
-      </w:r>
-      <w:proofErr w:type="spellStart"/>
-      <w:r>
-        <w:t>audit_status</w:t>
-      </w:r>
-      <w:proofErr w:type="spellEnd"/>
-      <w:r>
-        <w:t xml:space="preserve"> = IN_PROGRESS</w:t>
-      </w:r>
-    </w:p>
-    <w:p/>
-    <w:p>
-      <w:r>
-        <w:t xml:space="preserve">      Call Bulk API.</w:t>
-      </w:r>
-    </w:p>
-    <w:p/>
-    <w:p>
-      <w:r>
-        <w:t>6. If Bulk API accepts:</w:t>
-      </w:r>
-    </w:p>
-    <w:p>
-      <w:r>
-        <w:t xml:space="preserve">      Update audit:</w:t>
-      </w:r>
-    </w:p>
-    <w:p>
-      <w:r>
-        <w:t xml:space="preserve">         </w:t>
-      </w:r>
-      <w:proofErr w:type="spellStart"/>
-      <w:r>
-        <w:t>audit_status</w:t>
-      </w:r>
-      <w:proofErr w:type="spellEnd"/>
-      <w:r>
-        <w:t xml:space="preserve"> = SUBMITTED_TO_BULK</w:t>
-      </w:r>
-    </w:p>
-    <w:p/>
-    <w:p>
-      <w:r>
-        <w:t>7. If Bulk API fails:</w:t>
-      </w:r>
-    </w:p>
-    <w:p>
-      <w:r>
-        <w:t xml:space="preserve">      Update audit:</w:t>
-      </w:r>
-    </w:p>
-    <w:p>
-      <w:r>
-        <w:t xml:space="preserve">         </w:t>
-      </w:r>
-      <w:proofErr w:type="spellStart"/>
-      <w:r>
-        <w:t>audit_status</w:t>
-      </w:r>
-      <w:proofErr w:type="spellEnd"/>
-      <w:r>
-        <w:t xml:space="preserve"> = FAILED</w:t>
-      </w:r>
-    </w:p>
-    <w:p/>
-    <w:p>
-      <w:r>
-        <w:t xml:space="preserve">      Update </w:t>
-      </w:r>
-      <w:proofErr w:type="spellStart"/>
-      <w:r>
-        <w:t>resource_tracking</w:t>
-      </w:r>
-      <w:proofErr w:type="spellEnd"/>
-      <w:r>
-        <w:t>:</w:t>
-      </w:r>
-    </w:p>
-    <w:p>
-      <w:r>
-        <w:t xml:space="preserve">         </w:t>
-      </w:r>
-      <w:proofErr w:type="spellStart"/>
-      <w:r>
-        <w:t>resource_status</w:t>
-      </w:r>
-      <w:proofErr w:type="spellEnd"/>
-      <w:r>
-        <w:t xml:space="preserve"> = RELEASED</w:t>
-      </w:r>
-    </w:p>
-    <w:p/>
-    <w:p>
-      <w:r>
-        <w:t>8. If resource is still not available:</w:t>
-      </w:r>
-    </w:p>
-    <w:p>
-      <w:r>
-        <w:t xml:space="preserve">      Leave as WAITING_FOR_RESOURCE.</w:t>
-      </w:r>
-    </w:p>
-    <w:p>
-      <w:r>
-        <w:pict w14:anchorId="48BB228A">
-          <v:rect id="_x0000_i1126" style="width:0;height:1.5pt" o:hralign="center" o:hrstd="t" o:hr="t" fillcolor="#a0a0a0" stroked="f"/>
-        </w:pict>
-      </w:r>
-    </w:p>
-    <w:p>
-      <w:pPr>
-        <w:rPr>
-          <w:b/>
-          <w:bCs/>
-        </w:rPr>
-      </w:pPr>
-      <w:r>
-        <w:rPr>
-          <w:b/>
-          <w:bCs/>
-        </w:rPr>
-        <w:t>Scheduler 2: Failed Request Retry Scheduler</w:t>
-      </w:r>
-    </w:p>
-    <w:p>
-      <w:r>
-        <w:t>Current scheduler already retries failed audit rows.</w:t>
-      </w:r>
-    </w:p>
-    <w:p>
-      <w:r>
-        <w:t>But now it should be enhanced with resource check.</w:t>
-      </w:r>
-    </w:p>
-    <w:p>
-      <w:r>
-        <w:t>Flow:</w:t>
-      </w:r>
-    </w:p>
-    <w:p>
-      <w:r>
-        <w:t>1. Pick FAILED audit records eligible for retry.</w:t>
-      </w:r>
-    </w:p>
-    <w:p/>
-    <w:p>
-      <w:r>
-        <w:t>2. For each failed gid:</w:t>
-      </w:r>
-    </w:p>
-    <w:p>
-      <w:r>
-        <w:t xml:space="preserve">      Check resource availability before calling Bulk API.</w:t>
-      </w:r>
-    </w:p>
-    <w:p/>
-    <w:p>
-      <w:r>
-        <w:t>3. If resource is available:</w:t>
-      </w:r>
-    </w:p>
-    <w:p>
-      <w:r>
-        <w:t xml:space="preserve">      Insert/update </w:t>
-      </w:r>
-      <w:proofErr w:type="spellStart"/>
-      <w:r>
-        <w:t>resource_tracking</w:t>
-      </w:r>
-      <w:proofErr w:type="spellEnd"/>
-      <w:r>
-        <w:t>:</w:t>
-      </w:r>
-    </w:p>
-    <w:p>
-      <w:r>
-        <w:t xml:space="preserve">         </w:t>
-      </w:r>
-      <w:proofErr w:type="spellStart"/>
-      <w:r>
-        <w:t>resource_status</w:t>
-      </w:r>
-      <w:proofErr w:type="spellEnd"/>
-      <w:r>
-        <w:t xml:space="preserve"> = ACTIVE</w:t>
-      </w:r>
-    </w:p>
-    <w:p/>
-    <w:p>
-      <w:r>
-        <w:t xml:space="preserve">      Update audit:</w:t>
-      </w:r>
-    </w:p>
-    <w:p>
-      <w:r>
-        <w:t xml:space="preserve">         </w:t>
-      </w:r>
-      <w:proofErr w:type="spellStart"/>
-      <w:r>
-        <w:t>audit_status</w:t>
-      </w:r>
-      <w:proofErr w:type="spellEnd"/>
-      <w:r>
-        <w:t xml:space="preserve"> = IN_PROGRESS</w:t>
-      </w:r>
-    </w:p>
-    <w:p/>
-    <w:p>
-      <w:r>
-        <w:t xml:space="preserve">      Call Bulk API.</w:t>
-      </w:r>
-    </w:p>
-    <w:p/>
-    <w:p>
-      <w:r>
-        <w:t>4. If Bulk API accepts:</w:t>
-      </w:r>
-    </w:p>
-    <w:p>
-      <w:r>
-        <w:t xml:space="preserve">      Update audit:</w:t>
-      </w:r>
-    </w:p>
-    <w:p>
-      <w:r>
-        <w:t xml:space="preserve">         </w:t>
-      </w:r>
-      <w:proofErr w:type="spellStart"/>
-      <w:r>
-        <w:t>audit_status</w:t>
-      </w:r>
-      <w:proofErr w:type="spellEnd"/>
-      <w:r>
-        <w:t xml:space="preserve"> = SUBMITTED_TO_BULK</w:t>
-      </w:r>
-    </w:p>
-    <w:p/>
-    <w:p>
-      <w:r>
-        <w:t>5. If Bulk API fails again:</w:t>
-      </w:r>
-    </w:p>
-    <w:p>
-      <w:r>
-        <w:t xml:space="preserve">      Update audit:</w:t>
-      </w:r>
-    </w:p>
-    <w:p>
-      <w:r>
-        <w:lastRenderedPageBreak/>
-        <w:t xml:space="preserve">         </w:t>
-      </w:r>
-      <w:proofErr w:type="spellStart"/>
-      <w:r>
-        <w:t>audit_status</w:t>
-      </w:r>
-      <w:proofErr w:type="spellEnd"/>
-      <w:r>
-        <w:t xml:space="preserve"> = FAILED</w:t>
-      </w:r>
-    </w:p>
-    <w:p/>
-    <w:p>
-      <w:r>
-        <w:t xml:space="preserve">      Update </w:t>
-      </w:r>
-      <w:proofErr w:type="spellStart"/>
-      <w:r>
-        <w:t>resource_tracking</w:t>
-      </w:r>
-      <w:proofErr w:type="spellEnd"/>
-      <w:r>
-        <w:t>:</w:t>
-      </w:r>
-    </w:p>
-    <w:p>
-      <w:r>
-        <w:t xml:space="preserve">         </w:t>
-      </w:r>
-      <w:proofErr w:type="spellStart"/>
-      <w:r>
-        <w:t>resource_status</w:t>
-      </w:r>
-      <w:proofErr w:type="spellEnd"/>
-      <w:r>
-        <w:t xml:space="preserve"> = RELEASED</w:t>
-      </w:r>
-    </w:p>
-    <w:p/>
-    <w:p>
-      <w:r>
-        <w:t>6. If resource is not available:</w:t>
-      </w:r>
-    </w:p>
-    <w:p>
-      <w:r>
-        <w:t xml:space="preserve">      Update audit:</w:t>
-      </w:r>
-    </w:p>
-    <w:p>
-      <w:r>
-        <w:t xml:space="preserve">         </w:t>
-      </w:r>
-      <w:proofErr w:type="spellStart"/>
-      <w:r>
-        <w:t>audit_status</w:t>
-      </w:r>
-      <w:proofErr w:type="spellEnd"/>
-      <w:r>
-        <w:t xml:space="preserve"> = WAITING_FOR_RESOURCE</w:t>
-      </w:r>
-    </w:p>
-    <w:p/>
-    <w:p>
-      <w:r>
-        <w:t xml:space="preserve">      Insert/update </w:t>
-      </w:r>
-      <w:proofErr w:type="spellStart"/>
-      <w:r>
-        <w:t>resource_tracking</w:t>
-      </w:r>
-      <w:proofErr w:type="spellEnd"/>
-      <w:r>
-        <w:t>:</w:t>
-      </w:r>
-    </w:p>
-    <w:p>
-      <w:r>
-        <w:t xml:space="preserve">         </w:t>
-      </w:r>
-      <w:proofErr w:type="spellStart"/>
-      <w:r>
-        <w:t>resource_status</w:t>
-      </w:r>
-      <w:proofErr w:type="spellEnd"/>
-      <w:r>
-        <w:t xml:space="preserve"> = WAITING_FOR_RESOURCE</w:t>
-      </w:r>
-    </w:p>
-    <w:p>
-      <w:r>
-        <w:t>Important point:</w:t>
-      </w:r>
-    </w:p>
-    <w:p>
-      <w:r>
-        <w:t>Failed scheduler should not blindly call Bulk API anymore.</w:t>
-      </w:r>
-    </w:p>
-    <w:p>
-      <w:r>
-        <w:t>It should also go through resource availability check.</w:t>
-      </w:r>
-    </w:p>
-    <w:p>
-      <w:r>
-        <w:pict w14:anchorId="4E28D2C3">
-          <v:rect id="_x0000_i1127" style="width:0;height:1.5pt" o:hralign="center" o:hrstd="t" o:hr="t" fillcolor="#a0a0a0" stroked="f"/>
-        </w:pict>
-      </w:r>
-    </w:p>
-    <w:p>
-      <w:pPr>
-        <w:rPr>
-          <w:b/>
-          <w:bCs/>
-        </w:rPr>
-      </w:pPr>
-      <w:r>
-        <w:rPr>
-          <w:b/>
-          <w:bCs/>
-        </w:rPr>
-        <w:t>Scheduler 3: Expiry / Cleanup Scheduler</w:t>
-      </w:r>
-    </w:p>
-    <w:p>
-      <w:r>
-        <w:t>Purpose:</w:t>
-      </w:r>
-    </w:p>
-    <w:p>
-      <w:r>
-        <w:t>Release resources for stuck requests where callback never arrived.</w:t>
-      </w:r>
-    </w:p>
-    <w:p>
-      <w:r>
-        <w:t>Query:</w:t>
-      </w:r>
-    </w:p>
-    <w:p>
-      <w:r>
-        <w:t>SELECT *</w:t>
-      </w:r>
-    </w:p>
-    <w:p>
-      <w:r>
-        <w:t xml:space="preserve">FROM </w:t>
-      </w:r>
-      <w:proofErr w:type="spellStart"/>
-      <w:r>
-        <w:t>resource_tracking</w:t>
-      </w:r>
-      <w:proofErr w:type="spellEnd"/>
-    </w:p>
-    <w:p>
-      <w:r>
-        <w:t xml:space="preserve">WHERE </w:t>
-      </w:r>
-      <w:proofErr w:type="spellStart"/>
-      <w:r>
-        <w:t>resource_status</w:t>
-      </w:r>
-      <w:proofErr w:type="spellEnd"/>
-      <w:r>
-        <w:t xml:space="preserve"> = 'ACTIVE'</w:t>
-      </w:r>
-    </w:p>
-    <w:p>
-      <w:r>
-        <w:t xml:space="preserve">AND </w:t>
-      </w:r>
-      <w:proofErr w:type="spellStart"/>
-      <w:r>
-        <w:t>updated_at</w:t>
-      </w:r>
-      <w:proofErr w:type="spellEnd"/>
-      <w:r>
-        <w:t xml:space="preserve"> &lt; </w:t>
-      </w:r>
-      <w:proofErr w:type="spellStart"/>
-      <w:r>
-        <w:t>current_time</w:t>
-      </w:r>
-      <w:proofErr w:type="spellEnd"/>
-      <w:r>
-        <w:t xml:space="preserve"> - </w:t>
-      </w:r>
-      <w:proofErr w:type="spellStart"/>
-      <w:r>
-        <w:t>configured_timeout</w:t>
-      </w:r>
-      <w:proofErr w:type="spellEnd"/>
-      <w:r>
-        <w:t>;</w:t>
-      </w:r>
-    </w:p>
-    <w:p>
-      <w:r>
-        <w:t>Flow:</w:t>
-      </w:r>
-    </w:p>
-    <w:p>
-      <w:r>
-        <w:t>1. Pick stale ACTIVE records.</w:t>
-      </w:r>
-    </w:p>
-    <w:p/>
-    <w:p>
-      <w:r>
-        <w:t>2. Mark audit as EXPIRED.</w:t>
-      </w:r>
-    </w:p>
-    <w:p/>
-    <w:p>
-      <w:r>
-        <w:lastRenderedPageBreak/>
-        <w:t xml:space="preserve">3. Mark </w:t>
-      </w:r>
-      <w:proofErr w:type="spellStart"/>
-      <w:r>
-        <w:t>resource_tracking</w:t>
-      </w:r>
-      <w:proofErr w:type="spellEnd"/>
-      <w:r>
-        <w:t xml:space="preserve"> as EXPIRED or RELEASED.</w:t>
-      </w:r>
-    </w:p>
-    <w:p/>
-    <w:p>
-      <w:r>
-        <w:t>4. These rows should no longer count toward active resource usage.</w:t>
-      </w:r>
-    </w:p>
-    <w:p>
-      <w:r>
-        <w:pict w14:anchorId="0F2A5963">
-          <v:rect id="_x0000_i1128" style="width:0;height:1.5pt" o:hralign="center" o:hrstd="t" o:hr="t" fillcolor="#a0a0a0" stroked="f"/>
-        </w:pict>
-      </w:r>
-    </w:p>
-    <w:p>
-      <w:pPr>
-        <w:rPr>
-          <w:b/>
-          <w:bCs/>
-        </w:rPr>
-      </w:pPr>
-      <w:r>
-        <w:rPr>
-          <w:b/>
-          <w:bCs/>
-        </w:rPr>
-        <w:t>9. Important Concurrency Control</w:t>
-      </w:r>
-    </w:p>
-    <w:p>
-      <w:r>
-        <w:t>Resource check and resource reservation must be atomic.</w:t>
-      </w:r>
-    </w:p>
-    <w:p>
-      <w:proofErr w:type="gramStart"/>
-      <w:r>
-        <w:t>Otherwise</w:t>
-      </w:r>
-      <w:proofErr w:type="gramEnd"/>
-      <w:r>
-        <w:t xml:space="preserve"> two requests may both see resource available and both reserve it.</w:t>
-      </w:r>
-    </w:p>
-    <w:p>
-      <w:r>
-        <w:t>Use DB locking.</w:t>
-      </w:r>
-    </w:p>
-    <w:p>
-      <w:r>
-        <w:t>Example:</w:t>
-      </w:r>
-    </w:p>
-    <w:p>
-      <w:r>
-        <w:t>SELECT *</w:t>
-      </w:r>
-    </w:p>
-    <w:p>
-      <w:r>
-        <w:t xml:space="preserve">FROM </w:t>
-      </w:r>
-      <w:proofErr w:type="spellStart"/>
-      <w:r>
-        <w:t>resource_lock</w:t>
-      </w:r>
-      <w:proofErr w:type="spellEnd"/>
-    </w:p>
-    <w:p>
-      <w:r>
-        <w:t xml:space="preserve">WHERE </w:t>
-      </w:r>
-      <w:proofErr w:type="spellStart"/>
-      <w:r>
-        <w:t>lock_name</w:t>
-      </w:r>
-      <w:proofErr w:type="spellEnd"/>
-      <w:r>
-        <w:t xml:space="preserve"> = 'BULK_RESOURCE_LOCK'</w:t>
-      </w:r>
-    </w:p>
-    <w:p>
-      <w:r>
-        <w:t>FOR UPDATE;</w:t>
-      </w:r>
-    </w:p>
-    <w:p>
-      <w:r>
-        <w:t>Then inside same transaction:</w:t>
-      </w:r>
-    </w:p>
-    <w:p>
-      <w:r>
-        <w:t>1. Calculate ACTIVE usage</w:t>
-      </w:r>
-    </w:p>
-    <w:p>
-      <w:r>
-        <w:t>2. Check availability</w:t>
-      </w:r>
-    </w:p>
-    <w:p>
-      <w:r>
-        <w:t xml:space="preserve">3. Insert/update </w:t>
-      </w:r>
-      <w:proofErr w:type="spellStart"/>
-      <w:r>
-        <w:t>resource_tracking</w:t>
-      </w:r>
-      <w:proofErr w:type="spellEnd"/>
-    </w:p>
-    <w:p>
-      <w:r>
-        <w:t>4. Update audit status</w:t>
-      </w:r>
-    </w:p>
-    <w:p>
-      <w:r>
-        <w:t>5. Commit</w:t>
-      </w:r>
-    </w:p>
-    <w:p>
-      <w:r>
-        <w:t>Only after commit, call Bulk API.</w:t>
-      </w:r>
-    </w:p>
-    <w:p>
-      <w:r>
-        <w:pict w14:anchorId="66B3D692">
-          <v:rect id="_x0000_i1129" style="width:0;height:1.5pt" o:hralign="center" o:hrstd="t" o:hr="t" fillcolor="#a0a0a0" stroked="f"/>
-        </w:pict>
-      </w:r>
-    </w:p>
-    <w:p>
-      <w:pPr>
-        <w:rPr>
-          <w:b/>
-          <w:bCs/>
-        </w:rPr>
-      </w:pPr>
-      <w:r>
-        <w:rPr>
-          <w:b/>
-          <w:bCs/>
-        </w:rPr>
-        <w:t>10. Final Recommended Flow Summary</w:t>
-      </w:r>
-    </w:p>
-    <w:p>
-      <w:r>
-        <w:t>New request:</w:t>
-      </w:r>
-    </w:p>
-    <w:p>
-      <w:r>
-        <w:t xml:space="preserve">   Insert audit = RECEIVED</w:t>
-      </w:r>
-    </w:p>
-    <w:p>
-      <w:r>
-        <w:t xml:space="preserve">   Check profile</w:t>
-      </w:r>
-    </w:p>
-    <w:p>
-      <w:r>
-        <w:t xml:space="preserve">   Check resource</w:t>
-      </w:r>
-    </w:p>
-    <w:p/>
-    <w:p>
-      <w:r>
-        <w:t xml:space="preserve">   If available:</w:t>
-      </w:r>
-    </w:p>
-    <w:p>
-      <w:r>
-        <w:lastRenderedPageBreak/>
-        <w:t xml:space="preserve">      resource = ACTIVE</w:t>
-      </w:r>
-    </w:p>
-    <w:p>
-      <w:r>
-        <w:t xml:space="preserve">      audit = IN_PROGRESS</w:t>
-      </w:r>
-    </w:p>
-    <w:p>
-      <w:r>
-        <w:t xml:space="preserve">      call Bulk API</w:t>
-      </w:r>
-    </w:p>
-    <w:p/>
-    <w:p>
-      <w:r>
-        <w:t xml:space="preserve">      If accepted:</w:t>
-      </w:r>
-    </w:p>
-    <w:p>
-      <w:r>
-        <w:t xml:space="preserve">         audit = SUBMITTED_TO_BULK</w:t>
-      </w:r>
-    </w:p>
-    <w:p/>
-    <w:p>
-      <w:r>
-        <w:t xml:space="preserve">      If failed:</w:t>
-      </w:r>
-    </w:p>
-    <w:p>
-      <w:r>
-        <w:t xml:space="preserve">         audit = FAILED</w:t>
-      </w:r>
-    </w:p>
-    <w:p>
-      <w:r>
-        <w:t xml:space="preserve">         resource = RELEASED</w:t>
-      </w:r>
-    </w:p>
-    <w:p/>
-    <w:p>
-      <w:r>
-        <w:t xml:space="preserve">   If not available:</w:t>
-      </w:r>
-    </w:p>
-    <w:p>
-      <w:r>
-        <w:t xml:space="preserve">      resource = WAITING_FOR_RESOURCE</w:t>
-      </w:r>
-    </w:p>
-    <w:p>
-      <w:r>
-        <w:t xml:space="preserve">      audit = WAITING_FOR_RESOURCE</w:t>
-      </w:r>
-    </w:p>
-    <w:p>
-      <w:r>
-        <w:t xml:space="preserve">      do not call Bulk API</w:t>
-      </w:r>
-    </w:p>
-    <w:p>
-      <w:r>
-        <w:t>Callback:</w:t>
-      </w:r>
-    </w:p>
-    <w:p>
-      <w:r>
-        <w:t xml:space="preserve">   If success:</w:t>
-      </w:r>
-    </w:p>
-    <w:p>
-      <w:r>
-        <w:t xml:space="preserve">      audit = COMPLETED</w:t>
-      </w:r>
-    </w:p>
-    <w:p>
-      <w:r>
-        <w:t xml:space="preserve">      resource = RELEASED</w:t>
-      </w:r>
-    </w:p>
-    <w:p/>
-    <w:p>
-      <w:r>
-        <w:t xml:space="preserve">   If failure:</w:t>
-      </w:r>
-    </w:p>
-    <w:p>
-      <w:r>
-        <w:t xml:space="preserve">      audit = FAILED</w:t>
-      </w:r>
-    </w:p>
-    <w:p>
-      <w:r>
-        <w:t xml:space="preserve">      resource = RELEASED</w:t>
-      </w:r>
-    </w:p>
-    <w:p>
-      <w:r>
-        <w:t>Waiting scheduler:</w:t>
-      </w:r>
-    </w:p>
-    <w:p>
-      <w:r>
-        <w:t xml:space="preserve">   Pick WAITING_FOR_RESOURCE</w:t>
-      </w:r>
-    </w:p>
-    <w:p>
-      <w:r>
-        <w:t xml:space="preserve">   Check resource</w:t>
-      </w:r>
-    </w:p>
-    <w:p>
-      <w:r>
-        <w:t xml:space="preserve">   If available, submit to Bulk API</w:t>
-      </w:r>
-    </w:p>
-    <w:p>
-      <w:r>
-        <w:t>Failed scheduler:</w:t>
-      </w:r>
-    </w:p>
-    <w:p>
-      <w:r>
-        <w:lastRenderedPageBreak/>
-        <w:t xml:space="preserve">   Pick FAILED</w:t>
-      </w:r>
-    </w:p>
-    <w:p>
-      <w:r>
-        <w:t xml:space="preserve">   Check resource</w:t>
-      </w:r>
-    </w:p>
-    <w:p>
-      <w:r>
-        <w:t xml:space="preserve">   If available, retry Bulk API</w:t>
-      </w:r>
-    </w:p>
-    <w:p>
-      <w:r>
-        <w:t xml:space="preserve">   If not available, move to WAITING_FOR_RESOURCE</w:t>
-      </w:r>
-    </w:p>
-    <w:p>
-      <w:r>
-        <w:t>Expiry scheduler:</w:t>
-      </w:r>
-    </w:p>
-    <w:p>
-      <w:r>
-        <w:t xml:space="preserve">   Pick long-running ACTIVE requests</w:t>
-      </w:r>
-    </w:p>
-    <w:p>
-      <w:r>
-        <w:t xml:space="preserve">   Mark audit = EXPIRED</w:t>
-      </w:r>
-    </w:p>
-    <w:p>
-      <w:r>
-        <w:t xml:space="preserve">   Mark resource = RELEASED / EXPIRED</w:t>
-      </w:r>
-    </w:p>
-    <w:p>
-      <w:pPr>
-        <w:rPr>
-          <w:b/>
-          <w:bCs/>
-        </w:rPr>
-      </w:pPr>
-      <w:r>
-        <w:rPr>
-          <w:b/>
-          <w:bCs/>
-        </w:rPr>
-        <w:t>11. Final Mental Model</w:t>
-      </w:r>
-    </w:p>
-    <w:p>
-      <w:r>
-        <w:t>profile_config</w:t>
-      </w:r>
-    </w:p>
-    <w:p>
-      <w:r>
-        <w:t xml:space="preserve">   = how much resource each stream needs</w:t>
-      </w:r>
-    </w:p>
-    <w:p/>
-    <w:p>
-      <w:proofErr w:type="spellStart"/>
-      <w:r>
-        <w:t>audit_table</w:t>
-      </w:r>
-      <w:proofErr w:type="spellEnd"/>
-    </w:p>
-    <w:p>
-      <w:r>
-        <w:t xml:space="preserve">   = business/request processing status</w:t>
-      </w:r>
-    </w:p>
-    <w:p/>
-    <w:p>
-      <w:proofErr w:type="spellStart"/>
-      <w:r>
-        <w:t>resource_tracking</w:t>
-      </w:r>
-      <w:proofErr w:type="spellEnd"/>
     </w:p>
     <w:p>
       <w:r>
@@ -4139,15 +4108,7 @@
     <w:p/>
     <w:p>
       <w:r>
-        <w:t xml:space="preserve">Only </w:t>
-      </w:r>
-      <w:proofErr w:type="spellStart"/>
-      <w:r>
-        <w:t>resource_tracking</w:t>
-      </w:r>
-      <w:proofErr w:type="spellEnd"/>
-      <w:r>
-        <w:t xml:space="preserve"> rows with ACTIVE status consume resource.</w:t>
+        <w:t>Only resource_tracking rows with ACTIVE status consume resource.</w:t>
       </w:r>
     </w:p>
     <w:p>
